--- a/Vasilev_Aleksandr_lb3/Vasilev_Aleksandr_lb3.docx
+++ b/Vasilev_Aleksandr_lb3/Vasilev_Aleksandr_lb3.docx
@@ -35,6 +35,15 @@
           <w:szCs w:val="28"/>
         </w:rPr>
       </w:r>
+      <w:r>
+        <w:rPr>
+          <w:rFonts w:ascii="Times New Roman" w:hAnsi="Times New Roman" w:cs="Times New Roman"/>
+          <w:b/>
+          <w:bCs/>
+          <w:sz w:val="28"/>
+          <w:szCs w:val="28"/>
+        </w:rPr>
+      </w:r>
     </w:p>
     <w:p>
       <w:pPr>
@@ -69,6 +78,15 @@
           <w:szCs w:val="28"/>
         </w:rPr>
       </w:r>
+      <w:r>
+        <w:rPr>
+          <w:rFonts w:ascii="Times New Roman" w:hAnsi="Times New Roman" w:cs="Times New Roman"/>
+          <w:b/>
+          <w:bCs/>
+          <w:sz w:val="28"/>
+          <w:szCs w:val="28"/>
+        </w:rPr>
+      </w:r>
     </w:p>
     <w:p>
       <w:pPr>
@@ -103,6 +121,15 @@
           <w:szCs w:val="28"/>
         </w:rPr>
       </w:r>
+      <w:r>
+        <w:rPr>
+          <w:rFonts w:ascii="Times New Roman" w:hAnsi="Times New Roman" w:cs="Times New Roman"/>
+          <w:b/>
+          <w:bCs/>
+          <w:sz w:val="28"/>
+          <w:szCs w:val="28"/>
+        </w:rPr>
+      </w:r>
     </w:p>
     <w:p>
       <w:pPr>
@@ -137,6 +164,15 @@
           <w:szCs w:val="28"/>
         </w:rPr>
       </w:r>
+      <w:r>
+        <w:rPr>
+          <w:rFonts w:ascii="Times New Roman" w:hAnsi="Times New Roman" w:cs="Times New Roman"/>
+          <w:b/>
+          <w:bCs/>
+          <w:sz w:val="28"/>
+          <w:szCs w:val="28"/>
+        </w:rPr>
+      </w:r>
     </w:p>
     <w:p>
       <w:pPr>
@@ -171,6 +207,15 @@
           <w:szCs w:val="28"/>
         </w:rPr>
       </w:r>
+      <w:r>
+        <w:rPr>
+          <w:rFonts w:ascii="Times New Roman" w:hAnsi="Times New Roman" w:cs="Times New Roman"/>
+          <w:b/>
+          <w:bCs/>
+          <w:sz w:val="28"/>
+          <w:szCs w:val="28"/>
+        </w:rPr>
+      </w:r>
     </w:p>
     <w:p>
       <w:pPr>
@@ -207,7 +252,7 @@
     </w:p>
     <w:p>
       <w:pPr>
-        <w:pStyle w:val="1_2122"/>
+        <w:pStyle w:val="907"/>
         <w:pBdr/>
         <w:spacing/>
         <w:ind/>
@@ -239,7 +284,7 @@
     </w:p>
     <w:p>
       <w:pPr>
-        <w:pStyle w:val="1_2123"/>
+        <w:pStyle w:val="908"/>
         <w:pBdr/>
         <w:spacing w:line="360" w:lineRule="auto"/>
         <w:ind w:firstLine="737"/>
@@ -253,7 +298,7 @@
       </w:pPr>
       <w:r>
         <w:rPr>
-          <w:rStyle w:val="175"/>
+          <w:rStyle w:val="876"/>
           <w:b/>
           <w:bCs/>
           <w:i w:val="0"/>
@@ -283,7 +328,7 @@
     </w:p>
     <w:p>
       <w:pPr>
-        <w:pStyle w:val="1_2122"/>
+        <w:pStyle w:val="907"/>
         <w:pBdr/>
         <w:spacing/>
         <w:ind/>
@@ -338,7 +383,7 @@
     </w:p>
     <w:p>
       <w:pPr>
-        <w:pStyle w:val="1_2122"/>
+        <w:pStyle w:val="907"/>
         <w:pBdr/>
         <w:spacing/>
         <w:ind/>
@@ -405,13 +450,13 @@
     </w:p>
     <w:p>
       <w:pPr>
-        <w:pStyle w:val="1_2122"/>
+        <w:pStyle w:val="907"/>
         <w:pBdr/>
         <w:spacing/>
         <w:ind/>
         <w:jc w:val="center"/>
         <w:rPr>
-          <w:rStyle w:val="175"/>
+          <w:rStyle w:val="876"/>
           <w:b/>
           <w:bCs w:val="0"/>
           <w:i w:val="0"/>
@@ -423,7 +468,7 @@
       </w:pPr>
       <w:r>
         <w:rPr>
-          <w:rStyle w:val="175"/>
+          <w:rStyle w:val="876"/>
           <w:b/>
           <w:bCs/>
           <w:i w:val="0"/>
@@ -437,7 +482,7 @@
       </w:r>
       <w:r>
         <w:rPr>
-          <w:rStyle w:val="175"/>
+          <w:rStyle w:val="876"/>
           <w:b/>
           <w:bCs w:val="0"/>
           <w:i w:val="0"/>
@@ -449,7 +494,7 @@
       </w:r>
       <w:r>
         <w:rPr>
-          <w:rStyle w:val="175"/>
+          <w:rStyle w:val="876"/>
           <w:b/>
           <w:bCs w:val="0"/>
           <w:i w:val="0"/>
@@ -462,7 +507,7 @@
     </w:p>
     <w:p>
       <w:pPr>
-        <w:pStyle w:val="1_2122"/>
+        <w:pStyle w:val="907"/>
         <w:pBdr/>
         <w:spacing/>
         <w:ind/>
@@ -476,7 +521,7 @@
       </w:pPr>
       <w:r>
         <w:rPr>
-          <w:rStyle w:val="175"/>
+          <w:rStyle w:val="876"/>
           <w:b/>
           <w:bCs/>
           <w:i w:val="0"/>
@@ -491,7 +536,7 @@
       </w:r>
       <w:r>
         <w:rPr>
-          <w:rStyle w:val="175"/>
+          <w:rStyle w:val="876"/>
           <w:b/>
           <w:bCs/>
           <w:i w:val="0"/>
@@ -523,7 +568,7 @@
     </w:p>
     <w:p>
       <w:pPr>
-        <w:pStyle w:val="1_2122"/>
+        <w:pStyle w:val="907"/>
         <w:pBdr/>
         <w:spacing/>
         <w:ind/>
@@ -555,7 +600,7 @@
     </w:p>
     <w:p>
       <w:pPr>
-        <w:pStyle w:val="1_2122"/>
+        <w:pStyle w:val="907"/>
         <w:pBdr/>
         <w:spacing/>
         <w:ind/>
@@ -587,7 +632,7 @@
     </w:p>
     <w:p>
       <w:pPr>
-        <w:pStyle w:val="1_2122"/>
+        <w:pStyle w:val="907"/>
         <w:pBdr/>
         <w:spacing/>
         <w:ind/>
@@ -619,7 +664,7 @@
     </w:p>
     <w:p>
       <w:pPr>
-        <w:pStyle w:val="1_2122"/>
+        <w:pStyle w:val="907"/>
         <w:pBdr/>
         <w:spacing/>
         <w:ind/>
@@ -651,7 +696,7 @@
     </w:p>
     <w:p>
       <w:pPr>
-        <w:pStyle w:val="1_2122"/>
+        <w:pStyle w:val="907"/>
         <w:pBdr/>
         <w:spacing/>
         <w:ind/>
@@ -683,7 +728,7 @@
     </w:p>
     <w:p>
       <w:pPr>
-        <w:pStyle w:val="1_2122"/>
+        <w:pStyle w:val="907"/>
         <w:pBdr/>
         <w:spacing/>
         <w:ind/>
@@ -712,7 +757,7 @@
     </w:p>
     <w:p>
       <w:pPr>
-        <w:pStyle w:val="1_2122"/>
+        <w:pStyle w:val="907"/>
         <w:pBdr/>
         <w:spacing/>
         <w:ind w:firstLine="0"/>
@@ -778,7 +823,7 @@
           </w:tcPr>
           <w:p>
             <w:pPr>
-              <w:pStyle w:val="1_2122"/>
+              <w:pStyle w:val="907"/>
               <w:pBdr/>
               <w:spacing/>
               <w:ind/>
@@ -843,7 +888,7 @@
           </w:tcPr>
           <w:p>
             <w:pPr>
-              <w:pStyle w:val="1_2122"/>
+              <w:pStyle w:val="907"/>
               <w:pBdr/>
               <w:spacing/>
               <w:ind w:firstLine="0"/>
@@ -888,7 +933,7 @@
           </w:tcPr>
           <w:p>
             <w:pPr>
-              <w:pStyle w:val="1_2122"/>
+              <w:pStyle w:val="907"/>
               <w:pBdr/>
               <w:spacing/>
               <w:ind/>
@@ -940,7 +985,7 @@
           </w:tcPr>
           <w:p>
             <w:pPr>
-              <w:pStyle w:val="1_2122"/>
+              <w:pStyle w:val="907"/>
               <w:pBdr/>
               <w:spacing/>
               <w:ind/>
@@ -989,7 +1034,7 @@
           </w:tcPr>
           <w:p>
             <w:pPr>
-              <w:pStyle w:val="1_2122"/>
+              <w:pStyle w:val="907"/>
               <w:pBdr/>
               <w:spacing/>
               <w:ind w:firstLine="0"/>
@@ -1034,7 +1079,7 @@
           </w:tcPr>
           <w:p>
             <w:pPr>
-              <w:pStyle w:val="1_2122"/>
+              <w:pStyle w:val="907"/>
               <w:pBdr/>
               <w:spacing/>
               <w:ind/>
@@ -1069,7 +1114,7 @@
     </w:tbl>
     <w:p>
       <w:pPr>
-        <w:pStyle w:val="1_2122"/>
+        <w:pStyle w:val="907"/>
         <w:pBdr/>
         <w:spacing/>
         <w:ind/>
@@ -1105,7 +1150,7 @@
     </w:p>
     <w:p>
       <w:pPr>
-        <w:pStyle w:val="1_2122"/>
+        <w:pStyle w:val="907"/>
         <w:pBdr/>
         <w:spacing/>
         <w:ind/>
@@ -1142,7 +1187,7 @@
     </w:p>
     <w:p>
       <w:pPr>
-        <w:pStyle w:val="1_2122"/>
+        <w:pStyle w:val="907"/>
         <w:pBdr/>
         <w:spacing/>
         <w:ind/>
@@ -1172,20 +1217,6 @@
       </w:r>
       <w:r>
         <w:rPr>
-          <w:bCs/>
-          <w:color w:val="000000" w:themeColor="text1"/>
-          <w:szCs w:val="28"/>
-        </w:rPr>
-      </w:r>
-      <w:r>
-        <w:rPr>
-          <w:bCs/>
-          <w:color w:val="000000" w:themeColor="text1"/>
-          <w:szCs w:val="28"/>
-        </w:rPr>
-      </w:r>
-      <w:r>
-        <w:rPr>
           <w:color w:val="000000" w:themeColor="text1"/>
         </w:rPr>
         <w:br w:type="page" w:clear="all"/>
@@ -1193,11 +1224,7 @@
       <w:r>
         <w:rPr>
           <w:color w:val="000000" w:themeColor="text1"/>
-        </w:rPr>
-      </w:r>
-      <w:r>
-        <w:rPr>
-          <w:color w:val="000000" w:themeColor="text1"/>
+          <w:highlight w:val="none"/>
         </w:rPr>
       </w:r>
       <w:r>
@@ -1209,7 +1236,7 @@
     </w:p>
     <w:p>
       <w:pPr>
-        <w:pStyle w:val="139"/>
+        <w:pStyle w:val="843"/>
         <w:suppressLineNumbers w:val="false"/>
         <w:pBdr/>
         <w:spacing w:after="0"/>
@@ -1231,7 +1258,11 @@
         </w:rPr>
         <w:t xml:space="preserve">Цель работы</w:t>
       </w:r>
-      <w:r/>
+      <w:r>
+        <w:rPr>
+          <w14:ligatures w14:val="none"/>
+        </w:rPr>
+      </w:r>
     </w:p>
     <w:p>
       <w:pPr>
@@ -1262,7 +1293,7 @@
     </w:p>
     <w:p>
       <w:pPr>
-        <w:pStyle w:val="139"/>
+        <w:pStyle w:val="843"/>
         <w:suppressLineNumbers w:val="false"/>
         <w:pBdr/>
         <w:spacing w:after="0"/>
@@ -1280,7 +1311,13 @@
         </w:rPr>
         <w:t xml:space="preserve">Задание</w:t>
       </w:r>
-      <w:r/>
+      <w:r>
+        <w:rPr>
+          <w:highlight w:val="none"/>
+          <w:lang w:val="ru-RU"/>
+          <w14:ligatures w14:val="none"/>
+        </w:rPr>
+      </w:r>
     </w:p>
     <w:p>
       <w:pPr>
@@ -1292,7 +1329,6 @@
           <w14:ligatures w14:val="none"/>
         </w:rPr>
       </w:pPr>
-      <w:r/>
       <w:r>
         <w:rPr>
           <w:highlight w:val="white"/>
@@ -1310,11 +1346,17 @@
           <w:highlight w:val="white"/>
         </w:rPr>
       </w:r>
+      <w:r>
+        <w:rPr>
+          <w:highlight w:val="none"/>
+          <w14:ligatures w14:val="none"/>
+        </w:rPr>
+      </w:r>
     </w:p>
     <w:p>
       <w:pPr>
         <w:pBdr/>
-        <w:shd w:val="nil"/>
+        <w:shd w:val="nil" w:color="auto"/>
         <w:spacing/>
         <w:ind/>
         <w:rPr>
@@ -1336,17 +1378,13 @@
       <w:r>
         <w:rPr>
           <w:highlight w:val="white"/>
-        </w:rPr>
-      </w:r>
-      <w:r>
-        <w:rPr>
-          <w:highlight w:val="white"/>
+          <w14:ligatures w14:val="none"/>
         </w:rPr>
       </w:r>
     </w:p>
     <w:p>
       <w:pPr>
-        <w:pStyle w:val="139"/>
+        <w:pStyle w:val="843"/>
         <w:pBdr/>
         <w:spacing/>
         <w:ind/>
@@ -1366,6 +1404,12 @@
           <w:highlight w:val="white"/>
         </w:rPr>
       </w:r>
+      <w:r>
+        <w:rPr>
+          <w:highlight w:val="white"/>
+          <w14:ligatures w14:val="none"/>
+        </w:rPr>
+      </w:r>
     </w:p>
     <w:p>
       <w:pPr>
@@ -1377,11 +1421,6 @@
           <w14:ligatures w14:val="none"/>
         </w:rPr>
       </w:pPr>
-      <w:r>
-        <w:rPr>
-          <w:highlight w:val="none"/>
-        </w:rPr>
-      </w:r>
       <w:r>
         <w:rPr>
           <w:highlight w:val="none"/>
@@ -1398,7 +1437,12 @@
           <w:highlight w:val="none"/>
         </w:rPr>
       </w:r>
-      <w:r/>
+      <w:r>
+        <w:rPr>
+          <w:highlight w:val="none"/>
+          <w14:ligatures w14:val="none"/>
+        </w:rPr>
+      </w:r>
     </w:p>
     <w:p>
       <w:pPr>
@@ -1429,7 +1473,12 @@
           <w:highlight w:val="none"/>
         </w:rPr>
       </w:r>
-      <w:r/>
+      <w:r>
+        <w:rPr>
+          <w:highlight w:val="none"/>
+          <w14:ligatures w14:val="none"/>
+        </w:rPr>
+      </w:r>
     </w:p>
     <w:p>
       <w:pPr>
@@ -1457,9 +1506,9 @@
       <w:r>
         <w:rPr>
           <w:highlight w:val="none"/>
+          <w14:ligatures w14:val="none"/>
         </w:rPr>
       </w:r>
-      <w:r/>
     </w:p>
     <w:p>
       <w:pPr>
@@ -1490,7 +1539,12 @@
           <w:highlight w:val="none"/>
         </w:rPr>
       </w:r>
-      <w:r/>
+      <w:r>
+        <w:rPr>
+          <w:highlight w:val="none"/>
+          <w14:ligatures w14:val="none"/>
+        </w:rPr>
+      </w:r>
     </w:p>
     <w:p>
       <w:pPr>
@@ -1525,11 +1579,6 @@
         <w:rPr>
           <w:highlight w:val="none"/>
         </w:rPr>
-      </w:r>
-      <w:r>
-        <w:rPr>
-          <w:highlight w:val="none"/>
-        </w:rPr>
         <w:t xml:space="preserve">dp[0][j] = j</w:t>
       </w:r>
       <w:r>
@@ -1543,6 +1592,11 @@
           <w:highlight w:val="none"/>
         </w:rPr>
       </w:r>
+      <w:r>
+        <w:rPr>
+          <w14:ligatures w14:val="none"/>
+        </w:rPr>
+      </w:r>
     </w:p>
     <w:p>
       <w:pPr>
@@ -1558,20 +1612,23 @@
           <w:highlight w:val="white"/>
         </w:rPr>
       </w:r>
-      <w:r/>
       <w:r>
         <w:t xml:space="preserve">Для остальных ячеек таблицы рассматриваются три варианта перехода:</w:t>
       </w:r>
-      <w:r/>
       <w:r>
         <w:rPr>
           <w:highlight w:val="none"/>
         </w:rPr>
       </w:r>
+      <w:r>
+        <w:rPr>
+          <w14:ligatures w14:val="none"/>
+        </w:rPr>
+      </w:r>
     </w:p>
     <w:p>
       <w:pPr>
-        <w:pStyle w:val="668"/>
+        <w:pStyle w:val="906"/>
         <w:numPr>
           <w:ilvl w:val="0"/>
           <w:numId w:val="8"/>
@@ -1583,7 +1640,6 @@
           <w14:ligatures w14:val="none"/>
         </w:rPr>
       </w:pPr>
-      <w:r/>
       <w:r>
         <w:t xml:space="preserve">dp[i - 1][j] + 1</w:t>
       </w:r>
@@ -1607,10 +1663,15 @@
           <w:highlight w:val="none"/>
         </w:rPr>
       </w:r>
+      <w:r>
+        <w:rPr>
+          <w14:ligatures w14:val="none"/>
+        </w:rPr>
+      </w:r>
     </w:p>
     <w:p>
       <w:pPr>
-        <w:pStyle w:val="668"/>
+        <w:pStyle w:val="906"/>
         <w:numPr>
           <w:ilvl w:val="0"/>
           <w:numId w:val="8"/>
@@ -1622,7 +1683,6 @@
           <w14:ligatures w14:val="none"/>
         </w:rPr>
       </w:pPr>
-      <w:r/>
       <w:r>
         <w:t xml:space="preserve">dp[i][j - 1] + 1 – вставка символа</w:t>
       </w:r>
@@ -1632,16 +1692,20 @@
         </w:rPr>
         <w:t xml:space="preserve">,</w:t>
       </w:r>
-      <w:r/>
       <w:r>
         <w:rPr>
           <w:highlight w:val="none"/>
         </w:rPr>
       </w:r>
+      <w:r>
+        <w:rPr>
+          <w14:ligatures w14:val="none"/>
+        </w:rPr>
+      </w:r>
     </w:p>
     <w:p>
       <w:pPr>
-        <w:pStyle w:val="668"/>
+        <w:pStyle w:val="906"/>
         <w:numPr>
           <w:ilvl w:val="0"/>
           <w:numId w:val="8"/>
@@ -1654,7 +1718,6 @@
           <w14:ligatures w14:val="none"/>
         </w:rPr>
       </w:pPr>
-      <w:r/>
       <w:r>
         <w:t xml:space="preserve">dp[i - 1][j - 1] + cost</w:t>
       </w:r>
@@ -1675,6 +1738,12 @@
           <w:highlight w:val="none"/>
         </w:rPr>
       </w:r>
+      <w:r>
+        <w:rPr>
+          <w:lang w:val="ru-RU"/>
+          <w14:ligatures w14:val="none"/>
+        </w:rPr>
+      </w:r>
     </w:p>
     <w:p>
       <w:pPr>
@@ -1702,6 +1771,12 @@
           <w:highlight w:val="none"/>
         </w:rPr>
       </w:r>
+      <w:r>
+        <w:rPr>
+          <w:highlight w:val="none"/>
+          <w14:ligatures w14:val="none"/>
+        </w:rPr>
+      </w:r>
     </w:p>
     <w:p>
       <w:pPr>
@@ -1729,6 +1804,7 @@
       <w:r>
         <w:rPr>
           <w:highlight w:val="none"/>
+          <w14:ligatures w14:val="none"/>
         </w:rPr>
       </w:r>
     </w:p>
@@ -1761,34 +1837,42 @@
       <w:r>
         <w:rPr>
           <w:highlight w:val="none"/>
+          <w14:ligatures w14:val="none"/>
+        </w:rPr>
+      </w:r>
+    </w:p>
+    <w:p>
+      <w:pPr>
+        <w:pBdr/>
+        <w:spacing/>
+        <w:ind/>
+        <w:rPr>
+          <w:highlight w:val="none"/>
+          <w14:ligatures w14:val="none"/>
+        </w:rPr>
+      </w:pPr>
+      <w:r>
+        <w:rPr>
+          <w:highlight w:val="none"/>
         </w:rPr>
       </w:r>
       <w:r>
         <w:rPr>
           <w:highlight w:val="none"/>
         </w:rPr>
+        <w:t xml:space="preserve">Для поиска суффиксов используется тот же алгоритм динамического программирования, что и для префиксов, но применяется он к развёрнутым строкам A[::-1] и B[::-1]. В этом случае каждый префикс развёрнутой строки соответствует некоторому суффиксу исходной стро</w:t>
       </w:r>
-    </w:p>
-    <w:p>
-      <w:pPr>
-        <w:pBdr/>
-        <w:spacing/>
-        <w:ind/>
-        <w:rPr>
-          <w:highlight w:val="none"/>
-          <w14:ligatures w14:val="none"/>
-        </w:rPr>
-      </w:pPr>
       <w:r>
         <w:rPr>
           <w:highlight w:val="none"/>
         </w:rPr>
+        <w:t xml:space="preserve">ки. После вычисления расстояний для префиксов развёрнутой строки значения переносятся обратно: расстояние для суффикса A[i:] берётся из результата для префикса длины len(A) - i развёрнутой строки. Таким образом, отдельный обратный проход справа налево не тр</w:t>
       </w:r>
       <w:r>
-        <w:t xml:space="preserve">Для поиска суффиксов используется обратный проход динамического программирования справа налево. В этом случае состояние соответствует расстоянию между суффиксом A[i:] и суффиксом B[j:]. Значение, соответствующее B[0:], даёт расстояние между выбранным суффи</w:t>
-      </w:r>
-      <w:r>
-        <w:t xml:space="preserve">ксом первой строки и всей второй строкой.</w:t>
+        <w:rPr>
+          <w:highlight w:val="none"/>
+        </w:rPr>
+        <w:t xml:space="preserve">ебуется, так как задача для суффиксов сводится к уже реализованному вычислению расстояний для префиксов.</w:t>
       </w:r>
       <w:r>
         <w:rPr>
@@ -1798,17 +1882,13 @@
       <w:r>
         <w:rPr>
           <w:highlight w:val="none"/>
-        </w:rPr>
-      </w:r>
-      <w:r>
-        <w:rPr>
-          <w:highlight w:val="none"/>
+          <w14:ligatures w14:val="none"/>
         </w:rPr>
       </w:r>
     </w:p>
     <w:p>
       <w:pPr>
-        <w:pStyle w:val="139"/>
+        <w:pStyle w:val="843"/>
         <w:pBdr/>
         <w:spacing/>
         <w:ind/>
@@ -1831,6 +1911,7 @@
       <w:r>
         <w:rPr>
           <w:highlight w:val="none"/>
+          <w14:ligatures w14:val="none"/>
         </w:rPr>
       </w:r>
     </w:p>
@@ -1848,7 +1929,13 @@
         <w:rPr>
           <w:highlight w:val="none"/>
         </w:rPr>
-        <w:t xml:space="preserve">Обычный алгоритм вычисления редакционного расстояния для строк длины n и m работает за O(nm). В данной модификации выполняются два прохода динамического программирования: один для префиксов и один для суффиксов. Каждый проход имеет сложность O(nm), поэтому </w:t>
+        <w:t xml:space="preserve">О</w:t>
+      </w:r>
+      <w:r>
+        <w:rPr>
+          <w:highlight w:val="none"/>
+        </w:rPr>
+        <w:t xml:space="preserve">бычный алгоритм вычисления редакционного расстояния для строк длины n и m работает за O(nm). В данной модификации выполняются два прохода динамического программирования: один для префиксов и один для суффиксов. Каждый проход имеет сложность O(nm), поэтому </w:t>
       </w:r>
       <w:r>
         <w:rPr>
@@ -1856,7 +1943,6 @@
         </w:rPr>
         <w:t xml:space="preserve">итоговая сложность остаётся O(nm). Память используется O(n + m), так как хранятся только текущая строка DP и массив расстояний для найденных префиксов и суффиксов.</w:t>
       </w:r>
-      <w:r/>
       <w:r>
         <w:rPr>
           <w:highlight w:val="none"/>
@@ -1865,13 +1951,14 @@
       <w:r>
         <w:rPr>
           <w:highlight w:val="none"/>
+          <w14:ligatures w14:val="none"/>
         </w:rPr>
       </w:r>
     </w:p>
     <w:p>
       <w:pPr>
         <w:pBdr/>
-        <w:shd w:val="nil"/>
+        <w:shd w:val="nil" w:color="auto"/>
         <w:spacing/>
         <w:ind/>
         <w:rPr>
@@ -1893,12 +1980,13 @@
       <w:r>
         <w:rPr>
           <w:highlight w:val="none"/>
+          <w14:ligatures w14:val="none"/>
         </w:rPr>
       </w:r>
     </w:p>
     <w:p>
       <w:pPr>
-        <w:pStyle w:val="139"/>
+        <w:pStyle w:val="843"/>
         <w:pBdr/>
         <w:spacing/>
         <w:ind/>
@@ -1921,12 +2009,13 @@
       <w:r>
         <w:rPr>
           <w:highlight w:val="none"/>
+          <w14:ligatures w14:val="none"/>
         </w:rPr>
       </w:r>
     </w:p>
     <w:tbl>
       <w:tblPr>
-        <w:tblStyle w:val="12"/>
+        <w:tblStyle w:val="717"/>
         <w:tblW w:w="0" w:type="auto"/>
         <w:tblBorders/>
         <w:tblLook w:val="04A0" w:firstRow="1" w:lastRow="0" w:firstColumn="1" w:lastColumn="0" w:noHBand="0" w:noVBand="1"/>
@@ -1964,6 +2053,11 @@
                 <w:highlight w:val="none"/>
               </w:rPr>
             </w:r>
+            <w:r>
+              <w:rPr>
+                <w:highlight w:val="none"/>
+              </w:rPr>
+            </w:r>
           </w:p>
         </w:tc>
         <w:tc>
@@ -1987,6 +2081,11 @@
                 <w:highlight w:val="none"/>
               </w:rPr>
               <w:t xml:space="preserve">Результат</w:t>
+            </w:r>
+            <w:r>
+              <w:rPr>
+                <w:highlight w:val="none"/>
+              </w:rPr>
             </w:r>
             <w:r>
               <w:rPr>
@@ -2157,7 +2256,6 @@
               </w:rPr>
               <w:t xml:space="preserve">abc</w:t>
             </w:r>
-            <w:r/>
             <w:r>
               <w:rPr>
                 <w:highlight w:val="none"/>
@@ -2202,6 +2300,12 @@
                 <w:highlight w:val="none"/>
               </w:rPr>
             </w:r>
+            <w:r>
+              <w:rPr>
+                <w:highlight w:val="none"/>
+                <w:lang w:val="en-US"/>
+              </w:rPr>
+            </w:r>
           </w:p>
           <w:p>
             <w:pPr>
@@ -2224,6 +2328,11 @@
               <w:rPr>
                 <w:highlight w:val="none"/>
                 <w:lang w:val="en-US"/>
+              </w:rPr>
+            </w:r>
+            <w:r>
+              <w:rPr>
+                <w:highlight w:val="none"/>
               </w:rPr>
             </w:r>
           </w:p>
@@ -2330,7 +2439,6 @@
               </w:rPr>
               <w:t xml:space="preserve">""</w:t>
             </w:r>
-            <w:r/>
             <w:r>
               <w:rPr>
                 <w:highlight w:val="none"/>
@@ -2375,6 +2483,12 @@
                 <w:highlight w:val="none"/>
               </w:rPr>
             </w:r>
+            <w:r>
+              <w:rPr>
+                <w:highlight w:val="none"/>
+                <w:lang w:val="en-US"/>
+              </w:rPr>
+            </w:r>
           </w:p>
           <w:p>
             <w:pPr>
@@ -2402,7 +2516,6 @@
             <w:r>
               <w:rPr>
                 <w:highlight w:val="none"/>
-                <w:lang w:val="en-US"/>
               </w:rPr>
             </w:r>
           </w:p>
@@ -2428,6 +2541,11 @@
                 <w:highlight w:val="none"/>
               </w:rPr>
               <w:t xml:space="preserve">PREFIXES</w:t>
+            </w:r>
+            <w:r>
+              <w:rPr>
+                <w:highlight w:val="none"/>
+              </w:rPr>
             </w:r>
             <w:r>
               <w:rPr>
@@ -2461,7 +2579,11 @@
                 <w:highlight w:val="none"/>
               </w:rPr>
             </w:r>
-            <w:r/>
+            <w:r>
+              <w:rPr>
+                <w:highlight w:val="none"/>
+              </w:rPr>
+            </w:r>
           </w:p>
           <w:p>
             <w:pPr>
@@ -2527,7 +2649,6 @@
               </w:rPr>
               <w:t xml:space="preserve">""</w:t>
             </w:r>
-            <w:r/>
             <w:r>
               <w:rPr>
                 <w:highlight w:val="none"/>
@@ -2581,7 +2702,6 @@
               </w:rPr>
               <w:t xml:space="preserve">def</w:t>
             </w:r>
-            <w:r/>
             <w:r>
               <w:rPr>
                 <w:highlight w:val="none"/>
@@ -2802,21 +2922,6 @@
                 <w:highlight w:val="none"/>
               </w:rPr>
             </w:r>
-            <w:r>
-              <w:rPr>
-                <w:highlight w:val="none"/>
-              </w:rPr>
-            </w:r>
-            <w:r>
-              <w:rPr>
-                <w:highlight w:val="none"/>
-              </w:rPr>
-            </w:r>
-            <w:r>
-              <w:rPr>
-                <w:highlight w:val="none"/>
-              </w:rPr>
-            </w:r>
           </w:p>
         </w:tc>
       </w:tr>
@@ -2861,7 +2966,6 @@
               </w:rPr>
               <w:t xml:space="preserve">abc</w:t>
             </w:r>
-            <w:r/>
             <w:r>
               <w:rPr>
                 <w:highlight w:val="none"/>
@@ -3041,7 +3145,6 @@
               </w:rPr>
               <w:t xml:space="preserve">""</w:t>
             </w:r>
-            <w:r/>
             <w:r>
               <w:rPr>
                 <w:highlight w:val="none"/>
@@ -3097,7 +3200,6 @@
         <w:ind/>
         <w:rPr/>
       </w:pPr>
-      <w:r/>
       <w:r>
         <w:separator/>
       </w:r>
@@ -3112,7 +3214,6 @@
         <w:ind/>
         <w:rPr/>
       </w:pPr>
-      <w:r/>
       <w:r>
         <w:continuationSeparator/>
       </w:r>
@@ -3132,7 +3233,6 @@
         <w:ind/>
         <w:rPr/>
       </w:pPr>
-      <w:r/>
       <w:r>
         <w:separator/>
       </w:r>
@@ -3147,7 +3247,6 @@
         <w:ind/>
         <w:rPr/>
       </w:pPr>
-      <w:r/>
       <w:r>
         <w:continuationSeparator/>
       </w:r>
@@ -4466,9 +4565,9 @@
     <w:lsdException w:name="Bibliography" w:uiPriority="37"/>
     <w:lsdException w:name="TOC Heading" w:uiPriority="39" w:qFormat="1"/>
   </w:latentStyles>
-  <w:style w:type="table" w:styleId="12">
+  <w:style w:type="table" w:styleId="717">
     <w:name w:val="Table Grid"/>
-    <w:basedOn w:val="665"/>
+    <w:basedOn w:val="903"/>
     <w:uiPriority w:val="59"/>
     <w:pPr>
       <w:pBdr/>
@@ -4665,9 +4764,9 @@
       </w:tcPr>
     </w:tblStylePr>
   </w:style>
-  <w:style w:type="table" w:styleId="13">
+  <w:style w:type="table" w:styleId="718">
     <w:name w:val="Table Grid Light"/>
-    <w:basedOn w:val="665"/>
+    <w:basedOn w:val="903"/>
     <w:uiPriority w:val="59"/>
     <w:pPr>
       <w:pBdr/>
@@ -4864,9 +4963,9 @@
       </w:tcPr>
     </w:tblStylePr>
   </w:style>
-  <w:style w:type="table" w:styleId="14">
+  <w:style w:type="table" w:styleId="719">
     <w:name w:val="Plain Table 1"/>
-    <w:basedOn w:val="665"/>
+    <w:basedOn w:val="903"/>
     <w:uiPriority w:val="59"/>
     <w:pPr>
       <w:pBdr/>
@@ -5089,9 +5188,9 @@
       </w:tcPr>
     </w:tblStylePr>
   </w:style>
-  <w:style w:type="table" w:styleId="15">
+  <w:style w:type="table" w:styleId="720">
     <w:name w:val="Plain Table 2"/>
-    <w:basedOn w:val="665"/>
+    <w:basedOn w:val="903"/>
     <w:uiPriority w:val="59"/>
     <w:pPr>
       <w:pBdr/>
@@ -5322,9 +5421,9 @@
       </w:tcPr>
     </w:tblStylePr>
   </w:style>
-  <w:style w:type="table" w:styleId="16">
+  <w:style w:type="table" w:styleId="721">
     <w:name w:val="Plain Table 3"/>
-    <w:basedOn w:val="665"/>
+    <w:basedOn w:val="903"/>
     <w:uiPriority w:val="99"/>
     <w:pPr>
       <w:pBdr/>
@@ -5552,9 +5651,9 @@
       </w:tcPr>
     </w:tblStylePr>
   </w:style>
-  <w:style w:type="table" w:styleId="17">
+  <w:style w:type="table" w:styleId="722">
     <w:name w:val="Plain Table 4"/>
-    <w:basedOn w:val="665"/>
+    <w:basedOn w:val="903"/>
     <w:uiPriority w:val="99"/>
     <w:pPr>
       <w:pBdr/>
@@ -5768,9 +5867,9 @@
       </w:tcPr>
     </w:tblStylePr>
   </w:style>
-  <w:style w:type="table" w:styleId="18">
+  <w:style w:type="table" w:styleId="723">
     <w:name w:val="Plain Table 5"/>
-    <w:basedOn w:val="665"/>
+    <w:basedOn w:val="903"/>
     <w:uiPriority w:val="99"/>
     <w:pPr>
       <w:pBdr/>
@@ -6001,9 +6100,9 @@
       </w:tcPr>
     </w:tblStylePr>
   </w:style>
-  <w:style w:type="table" w:styleId="19">
+  <w:style w:type="table" w:styleId="724">
     <w:name w:val="Grid Table 1 Light"/>
-    <w:basedOn w:val="665"/>
+    <w:basedOn w:val="903"/>
     <w:uiPriority w:val="99"/>
     <w:pPr>
       <w:pBdr/>
@@ -6224,9 +6323,9 @@
       </w:tcPr>
     </w:tblStylePr>
   </w:style>
-  <w:style w:type="table" w:styleId="20">
+  <w:style w:type="table" w:styleId="725">
     <w:name w:val="Grid Table 1 Light - Accent 1"/>
-    <w:basedOn w:val="665"/>
+    <w:basedOn w:val="903"/>
     <w:uiPriority w:val="99"/>
     <w:pPr>
       <w:pBdr/>
@@ -6447,9 +6546,9 @@
       </w:tcPr>
     </w:tblStylePr>
   </w:style>
-  <w:style w:type="table" w:styleId="21">
+  <w:style w:type="table" w:styleId="726">
     <w:name w:val="Grid Table 1 Light - Accent 2"/>
-    <w:basedOn w:val="665"/>
+    <w:basedOn w:val="903"/>
     <w:uiPriority w:val="99"/>
     <w:pPr>
       <w:pBdr/>
@@ -6670,9 +6769,9 @@
       </w:tcPr>
     </w:tblStylePr>
   </w:style>
-  <w:style w:type="table" w:styleId="22">
+  <w:style w:type="table" w:styleId="727">
     <w:name w:val="Grid Table 1 Light - Accent 3"/>
-    <w:basedOn w:val="665"/>
+    <w:basedOn w:val="903"/>
     <w:uiPriority w:val="99"/>
     <w:pPr>
       <w:pBdr/>
@@ -6893,9 +6992,9 @@
       </w:tcPr>
     </w:tblStylePr>
   </w:style>
-  <w:style w:type="table" w:styleId="23">
+  <w:style w:type="table" w:styleId="728">
     <w:name w:val="Grid Table 1 Light - Accent 4"/>
-    <w:basedOn w:val="665"/>
+    <w:basedOn w:val="903"/>
     <w:uiPriority w:val="99"/>
     <w:pPr>
       <w:pBdr/>
@@ -7116,9 +7215,9 @@
       </w:tcPr>
     </w:tblStylePr>
   </w:style>
-  <w:style w:type="table" w:styleId="24">
+  <w:style w:type="table" w:styleId="729">
     <w:name w:val="Grid Table 1 Light - Accent 5"/>
-    <w:basedOn w:val="665"/>
+    <w:basedOn w:val="903"/>
     <w:uiPriority w:val="99"/>
     <w:pPr>
       <w:pBdr/>
@@ -7339,9 +7438,9 @@
       </w:tcPr>
     </w:tblStylePr>
   </w:style>
-  <w:style w:type="table" w:styleId="25">
+  <w:style w:type="table" w:styleId="730">
     <w:name w:val="Grid Table 1 Light - Accent 6"/>
-    <w:basedOn w:val="665"/>
+    <w:basedOn w:val="903"/>
     <w:uiPriority w:val="99"/>
     <w:pPr>
       <w:pBdr/>
@@ -7562,9 +7661,9 @@
       </w:tcPr>
     </w:tblStylePr>
   </w:style>
-  <w:style w:type="table" w:styleId="26">
+  <w:style w:type="table" w:styleId="731">
     <w:name w:val="Grid Table 2"/>
-    <w:basedOn w:val="665"/>
+    <w:basedOn w:val="903"/>
     <w:uiPriority w:val="99"/>
     <w:pPr>
       <w:pBdr/>
@@ -7794,9 +7893,9 @@
       </w:tcPr>
     </w:tblStylePr>
   </w:style>
-  <w:style w:type="table" w:styleId="27">
+  <w:style w:type="table" w:styleId="732">
     <w:name w:val="Grid Table 2 - Accent 1"/>
-    <w:basedOn w:val="665"/>
+    <w:basedOn w:val="903"/>
     <w:uiPriority w:val="99"/>
     <w:pPr>
       <w:pBdr/>
@@ -8026,9 +8125,9 @@
       </w:tcPr>
     </w:tblStylePr>
   </w:style>
-  <w:style w:type="table" w:styleId="28">
+  <w:style w:type="table" w:styleId="733">
     <w:name w:val="Grid Table 2 - Accent 2"/>
-    <w:basedOn w:val="665"/>
+    <w:basedOn w:val="903"/>
     <w:uiPriority w:val="99"/>
     <w:pPr>
       <w:pBdr/>
@@ -8258,9 +8357,9 @@
       </w:tcPr>
     </w:tblStylePr>
   </w:style>
-  <w:style w:type="table" w:styleId="29">
+  <w:style w:type="table" w:styleId="734">
     <w:name w:val="Grid Table 2 - Accent 3"/>
-    <w:basedOn w:val="665"/>
+    <w:basedOn w:val="903"/>
     <w:uiPriority w:val="99"/>
     <w:pPr>
       <w:pBdr/>
@@ -8490,9 +8589,9 @@
       </w:tcPr>
     </w:tblStylePr>
   </w:style>
-  <w:style w:type="table" w:styleId="30">
+  <w:style w:type="table" w:styleId="735">
     <w:name w:val="Grid Table 2 - Accent 4"/>
-    <w:basedOn w:val="665"/>
+    <w:basedOn w:val="903"/>
     <w:uiPriority w:val="99"/>
     <w:pPr>
       <w:pBdr/>
@@ -8722,9 +8821,9 @@
       </w:tcPr>
     </w:tblStylePr>
   </w:style>
-  <w:style w:type="table" w:styleId="31">
+  <w:style w:type="table" w:styleId="736">
     <w:name w:val="Grid Table 2 - Accent 5"/>
-    <w:basedOn w:val="665"/>
+    <w:basedOn w:val="903"/>
     <w:uiPriority w:val="99"/>
     <w:pPr>
       <w:pBdr/>
@@ -8954,9 +9053,9 @@
       </w:tcPr>
     </w:tblStylePr>
   </w:style>
-  <w:style w:type="table" w:styleId="32">
+  <w:style w:type="table" w:styleId="737">
     <w:name w:val="Grid Table 2 - Accent 6"/>
-    <w:basedOn w:val="665"/>
+    <w:basedOn w:val="903"/>
     <w:uiPriority w:val="99"/>
     <w:pPr>
       <w:pBdr/>
@@ -9186,9 +9285,9 @@
       </w:tcPr>
     </w:tblStylePr>
   </w:style>
-  <w:style w:type="table" w:styleId="33">
+  <w:style w:type="table" w:styleId="738">
     <w:name w:val="Grid Table 3"/>
-    <w:basedOn w:val="665"/>
+    <w:basedOn w:val="903"/>
     <w:uiPriority w:val="99"/>
     <w:pPr>
       <w:pBdr/>
@@ -9287,29 +9386,6 @@
         <w:tblBorders/>
       </w:tblPr>
       <w:tcPr>
-        <w:shd w:color="ffffff"/>
-        <w:tcBorders>
-          <w:top w:val="none" w:color="000000" w:sz="4" w:space="0"/>
-          <w:left w:val="none" w:color="000000" w:sz="4" w:space="0"/>
-          <w:bottom w:val="none" w:color="000000" w:sz="4" w:space="0"/>
-          <w:right w:val="none" w:color="000000" w:sz="4" w:space="0"/>
-        </w:tcBorders>
-      </w:tcPr>
-    </w:tblStylePr>
-    <w:tblStylePr w:type="firstRow">
-      <w:rPr>
-        <w:b/>
-        <w:color w:val="404040"/>
-      </w:rPr>
-      <w:pPr>
-        <w:pBdr/>
-        <w:spacing/>
-        <w:ind/>
-      </w:pPr>
-      <w:tblPr>
-        <w:tblBorders/>
-      </w:tblPr>
-      <w:tcPr>
         <w:shd w:val="clear" w:color="ffffff"/>
         <w:tcBorders>
           <w:top w:val="none" w:color="000000" w:sz="4" w:space="0"/>
@@ -9319,30 +9395,7 @@
         </w:tcBorders>
       </w:tcPr>
     </w:tblStylePr>
-    <w:tblStylePr w:type="lastCol">
-      <w:rPr>
-        <w:i/>
-        <w:color w:val="404040"/>
-      </w:rPr>
-      <w:pPr>
-        <w:pBdr/>
-        <w:spacing/>
-        <w:ind/>
-      </w:pPr>
-      <w:tblPr>
-        <w:tblBorders/>
-      </w:tblPr>
-      <w:tcPr>
-        <w:shd w:color="ffffff"/>
-        <w:tcBorders>
-          <w:top w:val="none" w:color="000000" w:sz="4" w:space="0"/>
-          <w:left w:val="none" w:color="000000" w:sz="4" w:space="0"/>
-          <w:bottom w:val="none" w:color="000000" w:sz="4" w:space="0"/>
-          <w:right w:val="none" w:color="000000" w:sz="4" w:space="0"/>
-        </w:tcBorders>
-      </w:tcPr>
-    </w:tblStylePr>
-    <w:tblStylePr w:type="lastRow">
+    <w:tblStylePr w:type="firstRow">
       <w:rPr>
         <w:b/>
         <w:color w:val="404040"/>
@@ -9365,6 +9418,52 @@
         </w:tcBorders>
       </w:tcPr>
     </w:tblStylePr>
+    <w:tblStylePr w:type="lastCol">
+      <w:rPr>
+        <w:i/>
+        <w:color w:val="404040"/>
+      </w:rPr>
+      <w:pPr>
+        <w:pBdr/>
+        <w:spacing/>
+        <w:ind/>
+      </w:pPr>
+      <w:tblPr>
+        <w:tblBorders/>
+      </w:tblPr>
+      <w:tcPr>
+        <w:shd w:val="clear" w:color="ffffff"/>
+        <w:tcBorders>
+          <w:top w:val="none" w:color="000000" w:sz="4" w:space="0"/>
+          <w:left w:val="none" w:color="000000" w:sz="4" w:space="0"/>
+          <w:bottom w:val="none" w:color="000000" w:sz="4" w:space="0"/>
+          <w:right w:val="none" w:color="000000" w:sz="4" w:space="0"/>
+        </w:tcBorders>
+      </w:tcPr>
+    </w:tblStylePr>
+    <w:tblStylePr w:type="lastRow">
+      <w:rPr>
+        <w:b/>
+        <w:color w:val="404040"/>
+      </w:rPr>
+      <w:pPr>
+        <w:pBdr/>
+        <w:spacing/>
+        <w:ind/>
+      </w:pPr>
+      <w:tblPr>
+        <w:tblBorders/>
+      </w:tblPr>
+      <w:tcPr>
+        <w:shd w:val="clear" w:color="ffffff"/>
+        <w:tcBorders>
+          <w:top w:val="none" w:color="000000" w:sz="4" w:space="0"/>
+          <w:left w:val="none" w:color="000000" w:sz="4" w:space="0"/>
+          <w:bottom w:val="none" w:color="000000" w:sz="4" w:space="0"/>
+          <w:right w:val="none" w:color="000000" w:sz="4" w:space="0"/>
+        </w:tcBorders>
+      </w:tcPr>
+    </w:tblStylePr>
     <w:tblStylePr w:type="nwCell">
       <w:pPr>
         <w:pBdr/>
@@ -9431,9 +9530,9 @@
       </w:tcPr>
     </w:tblStylePr>
   </w:style>
-  <w:style w:type="table" w:styleId="34">
+  <w:style w:type="table" w:styleId="739">
     <w:name w:val="Grid Table 3 - Accent 1"/>
-    <w:basedOn w:val="665"/>
+    <w:basedOn w:val="903"/>
     <w:uiPriority w:val="99"/>
     <w:pPr>
       <w:pBdr/>
@@ -9532,29 +9631,6 @@
         <w:tblBorders/>
       </w:tblPr>
       <w:tcPr>
-        <w:shd w:color="ffffff"/>
-        <w:tcBorders>
-          <w:top w:val="none" w:color="000000" w:sz="4" w:space="0"/>
-          <w:left w:val="none" w:color="000000" w:sz="4" w:space="0"/>
-          <w:bottom w:val="none" w:color="000000" w:sz="4" w:space="0"/>
-          <w:right w:val="none" w:color="000000" w:sz="4" w:space="0"/>
-        </w:tcBorders>
-      </w:tcPr>
-    </w:tblStylePr>
-    <w:tblStylePr w:type="firstRow">
-      <w:rPr>
-        <w:b/>
-        <w:color w:val="404040"/>
-      </w:rPr>
-      <w:pPr>
-        <w:pBdr/>
-        <w:spacing/>
-        <w:ind/>
-      </w:pPr>
-      <w:tblPr>
-        <w:tblBorders/>
-      </w:tblPr>
-      <w:tcPr>
         <w:shd w:val="clear" w:color="ffffff"/>
         <w:tcBorders>
           <w:top w:val="none" w:color="000000" w:sz="4" w:space="0"/>
@@ -9564,30 +9640,7 @@
         </w:tcBorders>
       </w:tcPr>
     </w:tblStylePr>
-    <w:tblStylePr w:type="lastCol">
-      <w:rPr>
-        <w:i/>
-        <w:color w:val="404040"/>
-      </w:rPr>
-      <w:pPr>
-        <w:pBdr/>
-        <w:spacing/>
-        <w:ind/>
-      </w:pPr>
-      <w:tblPr>
-        <w:tblBorders/>
-      </w:tblPr>
-      <w:tcPr>
-        <w:shd w:color="ffffff"/>
-        <w:tcBorders>
-          <w:top w:val="none" w:color="000000" w:sz="4" w:space="0"/>
-          <w:left w:val="none" w:color="000000" w:sz="4" w:space="0"/>
-          <w:bottom w:val="none" w:color="000000" w:sz="4" w:space="0"/>
-          <w:right w:val="none" w:color="000000" w:sz="4" w:space="0"/>
-        </w:tcBorders>
-      </w:tcPr>
-    </w:tblStylePr>
-    <w:tblStylePr w:type="lastRow">
+    <w:tblStylePr w:type="firstRow">
       <w:rPr>
         <w:b/>
         <w:color w:val="404040"/>
@@ -9610,6 +9663,52 @@
         </w:tcBorders>
       </w:tcPr>
     </w:tblStylePr>
+    <w:tblStylePr w:type="lastCol">
+      <w:rPr>
+        <w:i/>
+        <w:color w:val="404040"/>
+      </w:rPr>
+      <w:pPr>
+        <w:pBdr/>
+        <w:spacing/>
+        <w:ind/>
+      </w:pPr>
+      <w:tblPr>
+        <w:tblBorders/>
+      </w:tblPr>
+      <w:tcPr>
+        <w:shd w:val="clear" w:color="ffffff"/>
+        <w:tcBorders>
+          <w:top w:val="none" w:color="000000" w:sz="4" w:space="0"/>
+          <w:left w:val="none" w:color="000000" w:sz="4" w:space="0"/>
+          <w:bottom w:val="none" w:color="000000" w:sz="4" w:space="0"/>
+          <w:right w:val="none" w:color="000000" w:sz="4" w:space="0"/>
+        </w:tcBorders>
+      </w:tcPr>
+    </w:tblStylePr>
+    <w:tblStylePr w:type="lastRow">
+      <w:rPr>
+        <w:b/>
+        <w:color w:val="404040"/>
+      </w:rPr>
+      <w:pPr>
+        <w:pBdr/>
+        <w:spacing/>
+        <w:ind/>
+      </w:pPr>
+      <w:tblPr>
+        <w:tblBorders/>
+      </w:tblPr>
+      <w:tcPr>
+        <w:shd w:val="clear" w:color="ffffff"/>
+        <w:tcBorders>
+          <w:top w:val="none" w:color="000000" w:sz="4" w:space="0"/>
+          <w:left w:val="none" w:color="000000" w:sz="4" w:space="0"/>
+          <w:bottom w:val="none" w:color="000000" w:sz="4" w:space="0"/>
+          <w:right w:val="none" w:color="000000" w:sz="4" w:space="0"/>
+        </w:tcBorders>
+      </w:tcPr>
+    </w:tblStylePr>
     <w:tblStylePr w:type="nwCell">
       <w:pPr>
         <w:pBdr/>
@@ -9676,9 +9775,9 @@
       </w:tcPr>
     </w:tblStylePr>
   </w:style>
-  <w:style w:type="table" w:styleId="35">
+  <w:style w:type="table" w:styleId="740">
     <w:name w:val="Grid Table 3 - Accent 2"/>
-    <w:basedOn w:val="665"/>
+    <w:basedOn w:val="903"/>
     <w:uiPriority w:val="99"/>
     <w:pPr>
       <w:pBdr/>
@@ -9777,29 +9876,6 @@
         <w:tblBorders/>
       </w:tblPr>
       <w:tcPr>
-        <w:shd w:color="ffffff"/>
-        <w:tcBorders>
-          <w:top w:val="none" w:color="000000" w:sz="4" w:space="0"/>
-          <w:left w:val="none" w:color="000000" w:sz="4" w:space="0"/>
-          <w:bottom w:val="none" w:color="000000" w:sz="4" w:space="0"/>
-          <w:right w:val="none" w:color="000000" w:sz="4" w:space="0"/>
-        </w:tcBorders>
-      </w:tcPr>
-    </w:tblStylePr>
-    <w:tblStylePr w:type="firstRow">
-      <w:rPr>
-        <w:b/>
-        <w:color w:val="404040"/>
-      </w:rPr>
-      <w:pPr>
-        <w:pBdr/>
-        <w:spacing/>
-        <w:ind/>
-      </w:pPr>
-      <w:tblPr>
-        <w:tblBorders/>
-      </w:tblPr>
-      <w:tcPr>
         <w:shd w:val="clear" w:color="ffffff"/>
         <w:tcBorders>
           <w:top w:val="none" w:color="000000" w:sz="4" w:space="0"/>
@@ -9809,30 +9885,7 @@
         </w:tcBorders>
       </w:tcPr>
     </w:tblStylePr>
-    <w:tblStylePr w:type="lastCol">
-      <w:rPr>
-        <w:i/>
-        <w:color w:val="404040"/>
-      </w:rPr>
-      <w:pPr>
-        <w:pBdr/>
-        <w:spacing/>
-        <w:ind/>
-      </w:pPr>
-      <w:tblPr>
-        <w:tblBorders/>
-      </w:tblPr>
-      <w:tcPr>
-        <w:shd w:color="ffffff"/>
-        <w:tcBorders>
-          <w:top w:val="none" w:color="000000" w:sz="4" w:space="0"/>
-          <w:left w:val="none" w:color="000000" w:sz="4" w:space="0"/>
-          <w:bottom w:val="none" w:color="000000" w:sz="4" w:space="0"/>
-          <w:right w:val="none" w:color="000000" w:sz="4" w:space="0"/>
-        </w:tcBorders>
-      </w:tcPr>
-    </w:tblStylePr>
-    <w:tblStylePr w:type="lastRow">
+    <w:tblStylePr w:type="firstRow">
       <w:rPr>
         <w:b/>
         <w:color w:val="404040"/>
@@ -9855,6 +9908,52 @@
         </w:tcBorders>
       </w:tcPr>
     </w:tblStylePr>
+    <w:tblStylePr w:type="lastCol">
+      <w:rPr>
+        <w:i/>
+        <w:color w:val="404040"/>
+      </w:rPr>
+      <w:pPr>
+        <w:pBdr/>
+        <w:spacing/>
+        <w:ind/>
+      </w:pPr>
+      <w:tblPr>
+        <w:tblBorders/>
+      </w:tblPr>
+      <w:tcPr>
+        <w:shd w:val="clear" w:color="ffffff"/>
+        <w:tcBorders>
+          <w:top w:val="none" w:color="000000" w:sz="4" w:space="0"/>
+          <w:left w:val="none" w:color="000000" w:sz="4" w:space="0"/>
+          <w:bottom w:val="none" w:color="000000" w:sz="4" w:space="0"/>
+          <w:right w:val="none" w:color="000000" w:sz="4" w:space="0"/>
+        </w:tcBorders>
+      </w:tcPr>
+    </w:tblStylePr>
+    <w:tblStylePr w:type="lastRow">
+      <w:rPr>
+        <w:b/>
+        <w:color w:val="404040"/>
+      </w:rPr>
+      <w:pPr>
+        <w:pBdr/>
+        <w:spacing/>
+        <w:ind/>
+      </w:pPr>
+      <w:tblPr>
+        <w:tblBorders/>
+      </w:tblPr>
+      <w:tcPr>
+        <w:shd w:val="clear" w:color="ffffff"/>
+        <w:tcBorders>
+          <w:top w:val="none" w:color="000000" w:sz="4" w:space="0"/>
+          <w:left w:val="none" w:color="000000" w:sz="4" w:space="0"/>
+          <w:bottom w:val="none" w:color="000000" w:sz="4" w:space="0"/>
+          <w:right w:val="none" w:color="000000" w:sz="4" w:space="0"/>
+        </w:tcBorders>
+      </w:tcPr>
+    </w:tblStylePr>
     <w:tblStylePr w:type="nwCell">
       <w:pPr>
         <w:pBdr/>
@@ -9921,9 +10020,9 @@
       </w:tcPr>
     </w:tblStylePr>
   </w:style>
-  <w:style w:type="table" w:styleId="36">
+  <w:style w:type="table" w:styleId="741">
     <w:name w:val="Grid Table 3 - Accent 3"/>
-    <w:basedOn w:val="665"/>
+    <w:basedOn w:val="903"/>
     <w:uiPriority w:val="99"/>
     <w:pPr>
       <w:pBdr/>
@@ -10022,29 +10121,6 @@
         <w:tblBorders/>
       </w:tblPr>
       <w:tcPr>
-        <w:shd w:color="ffffff"/>
-        <w:tcBorders>
-          <w:top w:val="none" w:color="000000" w:sz="4" w:space="0"/>
-          <w:left w:val="none" w:color="000000" w:sz="4" w:space="0"/>
-          <w:bottom w:val="none" w:color="000000" w:sz="4" w:space="0"/>
-          <w:right w:val="none" w:color="000000" w:sz="4" w:space="0"/>
-        </w:tcBorders>
-      </w:tcPr>
-    </w:tblStylePr>
-    <w:tblStylePr w:type="firstRow">
-      <w:rPr>
-        <w:b/>
-        <w:color w:val="404040"/>
-      </w:rPr>
-      <w:pPr>
-        <w:pBdr/>
-        <w:spacing/>
-        <w:ind/>
-      </w:pPr>
-      <w:tblPr>
-        <w:tblBorders/>
-      </w:tblPr>
-      <w:tcPr>
         <w:shd w:val="clear" w:color="ffffff"/>
         <w:tcBorders>
           <w:top w:val="none" w:color="000000" w:sz="4" w:space="0"/>
@@ -10054,30 +10130,7 @@
         </w:tcBorders>
       </w:tcPr>
     </w:tblStylePr>
-    <w:tblStylePr w:type="lastCol">
-      <w:rPr>
-        <w:i/>
-        <w:color w:val="404040"/>
-      </w:rPr>
-      <w:pPr>
-        <w:pBdr/>
-        <w:spacing/>
-        <w:ind/>
-      </w:pPr>
-      <w:tblPr>
-        <w:tblBorders/>
-      </w:tblPr>
-      <w:tcPr>
-        <w:shd w:color="ffffff"/>
-        <w:tcBorders>
-          <w:top w:val="none" w:color="000000" w:sz="4" w:space="0"/>
-          <w:left w:val="none" w:color="000000" w:sz="4" w:space="0"/>
-          <w:bottom w:val="none" w:color="000000" w:sz="4" w:space="0"/>
-          <w:right w:val="none" w:color="000000" w:sz="4" w:space="0"/>
-        </w:tcBorders>
-      </w:tcPr>
-    </w:tblStylePr>
-    <w:tblStylePr w:type="lastRow">
+    <w:tblStylePr w:type="firstRow">
       <w:rPr>
         <w:b/>
         <w:color w:val="404040"/>
@@ -10100,6 +10153,52 @@
         </w:tcBorders>
       </w:tcPr>
     </w:tblStylePr>
+    <w:tblStylePr w:type="lastCol">
+      <w:rPr>
+        <w:i/>
+        <w:color w:val="404040"/>
+      </w:rPr>
+      <w:pPr>
+        <w:pBdr/>
+        <w:spacing/>
+        <w:ind/>
+      </w:pPr>
+      <w:tblPr>
+        <w:tblBorders/>
+      </w:tblPr>
+      <w:tcPr>
+        <w:shd w:val="clear" w:color="ffffff"/>
+        <w:tcBorders>
+          <w:top w:val="none" w:color="000000" w:sz="4" w:space="0"/>
+          <w:left w:val="none" w:color="000000" w:sz="4" w:space="0"/>
+          <w:bottom w:val="none" w:color="000000" w:sz="4" w:space="0"/>
+          <w:right w:val="none" w:color="000000" w:sz="4" w:space="0"/>
+        </w:tcBorders>
+      </w:tcPr>
+    </w:tblStylePr>
+    <w:tblStylePr w:type="lastRow">
+      <w:rPr>
+        <w:b/>
+        <w:color w:val="404040"/>
+      </w:rPr>
+      <w:pPr>
+        <w:pBdr/>
+        <w:spacing/>
+        <w:ind/>
+      </w:pPr>
+      <w:tblPr>
+        <w:tblBorders/>
+      </w:tblPr>
+      <w:tcPr>
+        <w:shd w:val="clear" w:color="ffffff"/>
+        <w:tcBorders>
+          <w:top w:val="none" w:color="000000" w:sz="4" w:space="0"/>
+          <w:left w:val="none" w:color="000000" w:sz="4" w:space="0"/>
+          <w:bottom w:val="none" w:color="000000" w:sz="4" w:space="0"/>
+          <w:right w:val="none" w:color="000000" w:sz="4" w:space="0"/>
+        </w:tcBorders>
+      </w:tcPr>
+    </w:tblStylePr>
     <w:tblStylePr w:type="nwCell">
       <w:pPr>
         <w:pBdr/>
@@ -10166,9 +10265,9 @@
       </w:tcPr>
     </w:tblStylePr>
   </w:style>
-  <w:style w:type="table" w:styleId="37">
+  <w:style w:type="table" w:styleId="742">
     <w:name w:val="Grid Table 3 - Accent 4"/>
-    <w:basedOn w:val="665"/>
+    <w:basedOn w:val="903"/>
     <w:uiPriority w:val="99"/>
     <w:pPr>
       <w:pBdr/>
@@ -10267,29 +10366,6 @@
         <w:tblBorders/>
       </w:tblPr>
       <w:tcPr>
-        <w:shd w:color="ffffff"/>
-        <w:tcBorders>
-          <w:top w:val="none" w:color="000000" w:sz="4" w:space="0"/>
-          <w:left w:val="none" w:color="000000" w:sz="4" w:space="0"/>
-          <w:bottom w:val="none" w:color="000000" w:sz="4" w:space="0"/>
-          <w:right w:val="none" w:color="000000" w:sz="4" w:space="0"/>
-        </w:tcBorders>
-      </w:tcPr>
-    </w:tblStylePr>
-    <w:tblStylePr w:type="firstRow">
-      <w:rPr>
-        <w:b/>
-        <w:color w:val="404040"/>
-      </w:rPr>
-      <w:pPr>
-        <w:pBdr/>
-        <w:spacing/>
-        <w:ind/>
-      </w:pPr>
-      <w:tblPr>
-        <w:tblBorders/>
-      </w:tblPr>
-      <w:tcPr>
         <w:shd w:val="clear" w:color="ffffff"/>
         <w:tcBorders>
           <w:top w:val="none" w:color="000000" w:sz="4" w:space="0"/>
@@ -10299,30 +10375,7 @@
         </w:tcBorders>
       </w:tcPr>
     </w:tblStylePr>
-    <w:tblStylePr w:type="lastCol">
-      <w:rPr>
-        <w:i/>
-        <w:color w:val="404040"/>
-      </w:rPr>
-      <w:pPr>
-        <w:pBdr/>
-        <w:spacing/>
-        <w:ind/>
-      </w:pPr>
-      <w:tblPr>
-        <w:tblBorders/>
-      </w:tblPr>
-      <w:tcPr>
-        <w:shd w:color="ffffff"/>
-        <w:tcBorders>
-          <w:top w:val="none" w:color="000000" w:sz="4" w:space="0"/>
-          <w:left w:val="none" w:color="000000" w:sz="4" w:space="0"/>
-          <w:bottom w:val="none" w:color="000000" w:sz="4" w:space="0"/>
-          <w:right w:val="none" w:color="000000" w:sz="4" w:space="0"/>
-        </w:tcBorders>
-      </w:tcPr>
-    </w:tblStylePr>
-    <w:tblStylePr w:type="lastRow">
+    <w:tblStylePr w:type="firstRow">
       <w:rPr>
         <w:b/>
         <w:color w:val="404040"/>
@@ -10345,6 +10398,52 @@
         </w:tcBorders>
       </w:tcPr>
     </w:tblStylePr>
+    <w:tblStylePr w:type="lastCol">
+      <w:rPr>
+        <w:i/>
+        <w:color w:val="404040"/>
+      </w:rPr>
+      <w:pPr>
+        <w:pBdr/>
+        <w:spacing/>
+        <w:ind/>
+      </w:pPr>
+      <w:tblPr>
+        <w:tblBorders/>
+      </w:tblPr>
+      <w:tcPr>
+        <w:shd w:val="clear" w:color="ffffff"/>
+        <w:tcBorders>
+          <w:top w:val="none" w:color="000000" w:sz="4" w:space="0"/>
+          <w:left w:val="none" w:color="000000" w:sz="4" w:space="0"/>
+          <w:bottom w:val="none" w:color="000000" w:sz="4" w:space="0"/>
+          <w:right w:val="none" w:color="000000" w:sz="4" w:space="0"/>
+        </w:tcBorders>
+      </w:tcPr>
+    </w:tblStylePr>
+    <w:tblStylePr w:type="lastRow">
+      <w:rPr>
+        <w:b/>
+        <w:color w:val="404040"/>
+      </w:rPr>
+      <w:pPr>
+        <w:pBdr/>
+        <w:spacing/>
+        <w:ind/>
+      </w:pPr>
+      <w:tblPr>
+        <w:tblBorders/>
+      </w:tblPr>
+      <w:tcPr>
+        <w:shd w:val="clear" w:color="ffffff"/>
+        <w:tcBorders>
+          <w:top w:val="none" w:color="000000" w:sz="4" w:space="0"/>
+          <w:left w:val="none" w:color="000000" w:sz="4" w:space="0"/>
+          <w:bottom w:val="none" w:color="000000" w:sz="4" w:space="0"/>
+          <w:right w:val="none" w:color="000000" w:sz="4" w:space="0"/>
+        </w:tcBorders>
+      </w:tcPr>
+    </w:tblStylePr>
     <w:tblStylePr w:type="nwCell">
       <w:pPr>
         <w:pBdr/>
@@ -10411,9 +10510,9 @@
       </w:tcPr>
     </w:tblStylePr>
   </w:style>
-  <w:style w:type="table" w:styleId="38">
+  <w:style w:type="table" w:styleId="743">
     <w:name w:val="Grid Table 3 - Accent 5"/>
-    <w:basedOn w:val="665"/>
+    <w:basedOn w:val="903"/>
     <w:uiPriority w:val="99"/>
     <w:pPr>
       <w:pBdr/>
@@ -10512,29 +10611,6 @@
         <w:tblBorders/>
       </w:tblPr>
       <w:tcPr>
-        <w:shd w:color="ffffff"/>
-        <w:tcBorders>
-          <w:top w:val="none" w:color="000000" w:sz="4" w:space="0"/>
-          <w:left w:val="none" w:color="000000" w:sz="4" w:space="0"/>
-          <w:bottom w:val="none" w:color="000000" w:sz="4" w:space="0"/>
-          <w:right w:val="none" w:color="000000" w:sz="4" w:space="0"/>
-        </w:tcBorders>
-      </w:tcPr>
-    </w:tblStylePr>
-    <w:tblStylePr w:type="firstRow">
-      <w:rPr>
-        <w:b/>
-        <w:color w:val="404040"/>
-      </w:rPr>
-      <w:pPr>
-        <w:pBdr/>
-        <w:spacing/>
-        <w:ind/>
-      </w:pPr>
-      <w:tblPr>
-        <w:tblBorders/>
-      </w:tblPr>
-      <w:tcPr>
         <w:shd w:val="clear" w:color="ffffff"/>
         <w:tcBorders>
           <w:top w:val="none" w:color="000000" w:sz="4" w:space="0"/>
@@ -10544,30 +10620,7 @@
         </w:tcBorders>
       </w:tcPr>
     </w:tblStylePr>
-    <w:tblStylePr w:type="lastCol">
-      <w:rPr>
-        <w:i/>
-        <w:color w:val="404040"/>
-      </w:rPr>
-      <w:pPr>
-        <w:pBdr/>
-        <w:spacing/>
-        <w:ind/>
-      </w:pPr>
-      <w:tblPr>
-        <w:tblBorders/>
-      </w:tblPr>
-      <w:tcPr>
-        <w:shd w:color="ffffff"/>
-        <w:tcBorders>
-          <w:top w:val="none" w:color="000000" w:sz="4" w:space="0"/>
-          <w:left w:val="none" w:color="000000" w:sz="4" w:space="0"/>
-          <w:bottom w:val="none" w:color="000000" w:sz="4" w:space="0"/>
-          <w:right w:val="none" w:color="000000" w:sz="4" w:space="0"/>
-        </w:tcBorders>
-      </w:tcPr>
-    </w:tblStylePr>
-    <w:tblStylePr w:type="lastRow">
+    <w:tblStylePr w:type="firstRow">
       <w:rPr>
         <w:b/>
         <w:color w:val="404040"/>
@@ -10590,6 +10643,52 @@
         </w:tcBorders>
       </w:tcPr>
     </w:tblStylePr>
+    <w:tblStylePr w:type="lastCol">
+      <w:rPr>
+        <w:i/>
+        <w:color w:val="404040"/>
+      </w:rPr>
+      <w:pPr>
+        <w:pBdr/>
+        <w:spacing/>
+        <w:ind/>
+      </w:pPr>
+      <w:tblPr>
+        <w:tblBorders/>
+      </w:tblPr>
+      <w:tcPr>
+        <w:shd w:val="clear" w:color="ffffff"/>
+        <w:tcBorders>
+          <w:top w:val="none" w:color="000000" w:sz="4" w:space="0"/>
+          <w:left w:val="none" w:color="000000" w:sz="4" w:space="0"/>
+          <w:bottom w:val="none" w:color="000000" w:sz="4" w:space="0"/>
+          <w:right w:val="none" w:color="000000" w:sz="4" w:space="0"/>
+        </w:tcBorders>
+      </w:tcPr>
+    </w:tblStylePr>
+    <w:tblStylePr w:type="lastRow">
+      <w:rPr>
+        <w:b/>
+        <w:color w:val="404040"/>
+      </w:rPr>
+      <w:pPr>
+        <w:pBdr/>
+        <w:spacing/>
+        <w:ind/>
+      </w:pPr>
+      <w:tblPr>
+        <w:tblBorders/>
+      </w:tblPr>
+      <w:tcPr>
+        <w:shd w:val="clear" w:color="ffffff"/>
+        <w:tcBorders>
+          <w:top w:val="none" w:color="000000" w:sz="4" w:space="0"/>
+          <w:left w:val="none" w:color="000000" w:sz="4" w:space="0"/>
+          <w:bottom w:val="none" w:color="000000" w:sz="4" w:space="0"/>
+          <w:right w:val="none" w:color="000000" w:sz="4" w:space="0"/>
+        </w:tcBorders>
+      </w:tcPr>
+    </w:tblStylePr>
     <w:tblStylePr w:type="nwCell">
       <w:pPr>
         <w:pBdr/>
@@ -10656,9 +10755,9 @@
       </w:tcPr>
     </w:tblStylePr>
   </w:style>
-  <w:style w:type="table" w:styleId="39">
+  <w:style w:type="table" w:styleId="744">
     <w:name w:val="Grid Table 3 - Accent 6"/>
-    <w:basedOn w:val="665"/>
+    <w:basedOn w:val="903"/>
     <w:uiPriority w:val="99"/>
     <w:pPr>
       <w:pBdr/>
@@ -10757,29 +10856,6 @@
         <w:tblBorders/>
       </w:tblPr>
       <w:tcPr>
-        <w:shd w:color="ffffff"/>
-        <w:tcBorders>
-          <w:top w:val="none" w:color="000000" w:sz="4" w:space="0"/>
-          <w:left w:val="none" w:color="000000" w:sz="4" w:space="0"/>
-          <w:bottom w:val="none" w:color="000000" w:sz="4" w:space="0"/>
-          <w:right w:val="none" w:color="000000" w:sz="4" w:space="0"/>
-        </w:tcBorders>
-      </w:tcPr>
-    </w:tblStylePr>
-    <w:tblStylePr w:type="firstRow">
-      <w:rPr>
-        <w:b/>
-        <w:color w:val="404040"/>
-      </w:rPr>
-      <w:pPr>
-        <w:pBdr/>
-        <w:spacing/>
-        <w:ind/>
-      </w:pPr>
-      <w:tblPr>
-        <w:tblBorders/>
-      </w:tblPr>
-      <w:tcPr>
         <w:shd w:val="clear" w:color="ffffff"/>
         <w:tcBorders>
           <w:top w:val="none" w:color="000000" w:sz="4" w:space="0"/>
@@ -10789,30 +10865,7 @@
         </w:tcBorders>
       </w:tcPr>
     </w:tblStylePr>
-    <w:tblStylePr w:type="lastCol">
-      <w:rPr>
-        <w:i/>
-        <w:color w:val="404040"/>
-      </w:rPr>
-      <w:pPr>
-        <w:pBdr/>
-        <w:spacing/>
-        <w:ind/>
-      </w:pPr>
-      <w:tblPr>
-        <w:tblBorders/>
-      </w:tblPr>
-      <w:tcPr>
-        <w:shd w:color="ffffff"/>
-        <w:tcBorders>
-          <w:top w:val="none" w:color="000000" w:sz="4" w:space="0"/>
-          <w:left w:val="none" w:color="000000" w:sz="4" w:space="0"/>
-          <w:bottom w:val="none" w:color="000000" w:sz="4" w:space="0"/>
-          <w:right w:val="none" w:color="000000" w:sz="4" w:space="0"/>
-        </w:tcBorders>
-      </w:tcPr>
-    </w:tblStylePr>
-    <w:tblStylePr w:type="lastRow">
+    <w:tblStylePr w:type="firstRow">
       <w:rPr>
         <w:b/>
         <w:color w:val="404040"/>
@@ -10835,6 +10888,52 @@
         </w:tcBorders>
       </w:tcPr>
     </w:tblStylePr>
+    <w:tblStylePr w:type="lastCol">
+      <w:rPr>
+        <w:i/>
+        <w:color w:val="404040"/>
+      </w:rPr>
+      <w:pPr>
+        <w:pBdr/>
+        <w:spacing/>
+        <w:ind/>
+      </w:pPr>
+      <w:tblPr>
+        <w:tblBorders/>
+      </w:tblPr>
+      <w:tcPr>
+        <w:shd w:val="clear" w:color="ffffff"/>
+        <w:tcBorders>
+          <w:top w:val="none" w:color="000000" w:sz="4" w:space="0"/>
+          <w:left w:val="none" w:color="000000" w:sz="4" w:space="0"/>
+          <w:bottom w:val="none" w:color="000000" w:sz="4" w:space="0"/>
+          <w:right w:val="none" w:color="000000" w:sz="4" w:space="0"/>
+        </w:tcBorders>
+      </w:tcPr>
+    </w:tblStylePr>
+    <w:tblStylePr w:type="lastRow">
+      <w:rPr>
+        <w:b/>
+        <w:color w:val="404040"/>
+      </w:rPr>
+      <w:pPr>
+        <w:pBdr/>
+        <w:spacing/>
+        <w:ind/>
+      </w:pPr>
+      <w:tblPr>
+        <w:tblBorders/>
+      </w:tblPr>
+      <w:tcPr>
+        <w:shd w:val="clear" w:color="ffffff"/>
+        <w:tcBorders>
+          <w:top w:val="none" w:color="000000" w:sz="4" w:space="0"/>
+          <w:left w:val="none" w:color="000000" w:sz="4" w:space="0"/>
+          <w:bottom w:val="none" w:color="000000" w:sz="4" w:space="0"/>
+          <w:right w:val="none" w:color="000000" w:sz="4" w:space="0"/>
+        </w:tcBorders>
+      </w:tcPr>
+    </w:tblStylePr>
     <w:tblStylePr w:type="nwCell">
       <w:pPr>
         <w:pBdr/>
@@ -10901,9 +11000,9 @@
       </w:tcPr>
     </w:tblStylePr>
   </w:style>
-  <w:style w:type="table" w:styleId="40">
+  <w:style w:type="table" w:styleId="745">
     <w:name w:val="Grid Table 4"/>
-    <w:basedOn w:val="665"/>
+    <w:basedOn w:val="903"/>
     <w:uiPriority w:val="59"/>
     <w:pPr>
       <w:pBdr/>
@@ -11134,9 +11233,9 @@
       </w:tcPr>
     </w:tblStylePr>
   </w:style>
-  <w:style w:type="table" w:styleId="41">
+  <w:style w:type="table" w:styleId="746">
     <w:name w:val="Grid Table 4 - Accent 1"/>
-    <w:basedOn w:val="665"/>
+    <w:basedOn w:val="903"/>
     <w:uiPriority w:val="59"/>
     <w:pPr>
       <w:pBdr/>
@@ -11367,9 +11466,9 @@
       </w:tcPr>
     </w:tblStylePr>
   </w:style>
-  <w:style w:type="table" w:styleId="42">
+  <w:style w:type="table" w:styleId="747">
     <w:name w:val="Grid Table 4 - Accent 2"/>
-    <w:basedOn w:val="665"/>
+    <w:basedOn w:val="903"/>
     <w:uiPriority w:val="59"/>
     <w:pPr>
       <w:pBdr/>
@@ -11600,9 +11699,9 @@
       </w:tcPr>
     </w:tblStylePr>
   </w:style>
-  <w:style w:type="table" w:styleId="43">
+  <w:style w:type="table" w:styleId="748">
     <w:name w:val="Grid Table 4 - Accent 3"/>
-    <w:basedOn w:val="665"/>
+    <w:basedOn w:val="903"/>
     <w:uiPriority w:val="59"/>
     <w:pPr>
       <w:pBdr/>
@@ -11833,9 +11932,9 @@
       </w:tcPr>
     </w:tblStylePr>
   </w:style>
-  <w:style w:type="table" w:styleId="44">
+  <w:style w:type="table" w:styleId="749">
     <w:name w:val="Grid Table 4 - Accent 4"/>
-    <w:basedOn w:val="665"/>
+    <w:basedOn w:val="903"/>
     <w:uiPriority w:val="59"/>
     <w:pPr>
       <w:pBdr/>
@@ -12066,9 +12165,9 @@
       </w:tcPr>
     </w:tblStylePr>
   </w:style>
-  <w:style w:type="table" w:styleId="45">
+  <w:style w:type="table" w:styleId="750">
     <w:name w:val="Grid Table 4 - Accent 5"/>
-    <w:basedOn w:val="665"/>
+    <w:basedOn w:val="903"/>
     <w:uiPriority w:val="59"/>
     <w:pPr>
       <w:pBdr/>
@@ -12299,9 +12398,9 @@
       </w:tcPr>
     </w:tblStylePr>
   </w:style>
-  <w:style w:type="table" w:styleId="46">
+  <w:style w:type="table" w:styleId="751">
     <w:name w:val="Grid Table 4 - Accent 6"/>
-    <w:basedOn w:val="665"/>
+    <w:basedOn w:val="903"/>
     <w:uiPriority w:val="59"/>
     <w:pPr>
       <w:pBdr/>
@@ -12532,9 +12631,9 @@
       </w:tcPr>
     </w:tblStylePr>
   </w:style>
-  <w:style w:type="table" w:styleId="47">
+  <w:style w:type="table" w:styleId="752">
     <w:name w:val="Grid Table 5 Dark"/>
-    <w:basedOn w:val="665"/>
+    <w:basedOn w:val="903"/>
     <w:uiPriority w:val="99"/>
     <w:pPr>
       <w:pBdr/>
@@ -12760,9 +12859,9 @@
       </w:tcPr>
     </w:tblStylePr>
   </w:style>
-  <w:style w:type="table" w:styleId="48">
+  <w:style w:type="table" w:styleId="753">
     <w:name w:val="Grid Table 5 Dark- Accent 1"/>
-    <w:basedOn w:val="665"/>
+    <w:basedOn w:val="903"/>
     <w:uiPriority w:val="99"/>
     <w:pPr>
       <w:pBdr/>
@@ -12988,9 +13087,9 @@
       </w:tcPr>
     </w:tblStylePr>
   </w:style>
-  <w:style w:type="table" w:styleId="49">
+  <w:style w:type="table" w:styleId="754">
     <w:name w:val="Grid Table 5 Dark - Accent 2"/>
-    <w:basedOn w:val="665"/>
+    <w:basedOn w:val="903"/>
     <w:uiPriority w:val="99"/>
     <w:pPr>
       <w:pBdr/>
@@ -13216,9 +13315,9 @@
       </w:tcPr>
     </w:tblStylePr>
   </w:style>
-  <w:style w:type="table" w:styleId="50">
+  <w:style w:type="table" w:styleId="755">
     <w:name w:val="Grid Table 5 Dark - Accent 3"/>
-    <w:basedOn w:val="665"/>
+    <w:basedOn w:val="903"/>
     <w:uiPriority w:val="99"/>
     <w:pPr>
       <w:pBdr/>
@@ -13444,9 +13543,9 @@
       </w:tcPr>
     </w:tblStylePr>
   </w:style>
-  <w:style w:type="table" w:styleId="51">
+  <w:style w:type="table" w:styleId="756">
     <w:name w:val="Grid Table 5 Dark- Accent 4"/>
-    <w:basedOn w:val="665"/>
+    <w:basedOn w:val="903"/>
     <w:uiPriority w:val="99"/>
     <w:pPr>
       <w:pBdr/>
@@ -13672,9 +13771,9 @@
       </w:tcPr>
     </w:tblStylePr>
   </w:style>
-  <w:style w:type="table" w:styleId="52">
+  <w:style w:type="table" w:styleId="757">
     <w:name w:val="Grid Table 5 Dark - Accent 5"/>
-    <w:basedOn w:val="665"/>
+    <w:basedOn w:val="903"/>
     <w:uiPriority w:val="99"/>
     <w:pPr>
       <w:pBdr/>
@@ -13900,9 +13999,9 @@
       </w:tcPr>
     </w:tblStylePr>
   </w:style>
-  <w:style w:type="table" w:styleId="53">
+  <w:style w:type="table" w:styleId="758">
     <w:name w:val="Grid Table 5 Dark - Accent 6"/>
-    <w:basedOn w:val="665"/>
+    <w:basedOn w:val="903"/>
     <w:uiPriority w:val="99"/>
     <w:pPr>
       <w:pBdr/>
@@ -14128,9 +14227,9 @@
       </w:tcPr>
     </w:tblStylePr>
   </w:style>
-  <w:style w:type="table" w:styleId="54">
+  <w:style w:type="table" w:styleId="759">
     <w:name w:val="Grid Table 6 Colorful"/>
-    <w:basedOn w:val="665"/>
+    <w:basedOn w:val="903"/>
     <w:uiPriority w:val="99"/>
     <w:pPr>
       <w:pBdr/>
@@ -14358,9 +14457,9 @@
       </w:tcPr>
     </w:tblStylePr>
   </w:style>
-  <w:style w:type="table" w:styleId="55">
+  <w:style w:type="table" w:styleId="760">
     <w:name w:val="Grid Table 6 Colorful - Accent 1"/>
-    <w:basedOn w:val="665"/>
+    <w:basedOn w:val="903"/>
     <w:uiPriority w:val="99"/>
     <w:pPr>
       <w:pBdr/>
@@ -14588,9 +14687,9 @@
       </w:tcPr>
     </w:tblStylePr>
   </w:style>
-  <w:style w:type="table" w:styleId="56">
+  <w:style w:type="table" w:styleId="761">
     <w:name w:val="Grid Table 6 Colorful - Accent 2"/>
-    <w:basedOn w:val="665"/>
+    <w:basedOn w:val="903"/>
     <w:uiPriority w:val="99"/>
     <w:pPr>
       <w:pBdr/>
@@ -14818,9 +14917,9 @@
       </w:tcPr>
     </w:tblStylePr>
   </w:style>
-  <w:style w:type="table" w:styleId="57">
+  <w:style w:type="table" w:styleId="762">
     <w:name w:val="Grid Table 6 Colorful - Accent 3"/>
-    <w:basedOn w:val="665"/>
+    <w:basedOn w:val="903"/>
     <w:uiPriority w:val="99"/>
     <w:pPr>
       <w:pBdr/>
@@ -15048,9 +15147,9 @@
       </w:tcPr>
     </w:tblStylePr>
   </w:style>
-  <w:style w:type="table" w:styleId="58">
+  <w:style w:type="table" w:styleId="763">
     <w:name w:val="Grid Table 6 Colorful - Accent 4"/>
-    <w:basedOn w:val="665"/>
+    <w:basedOn w:val="903"/>
     <w:uiPriority w:val="99"/>
     <w:pPr>
       <w:pBdr/>
@@ -15278,9 +15377,9 @@
       </w:tcPr>
     </w:tblStylePr>
   </w:style>
-  <w:style w:type="table" w:styleId="59">
+  <w:style w:type="table" w:styleId="764">
     <w:name w:val="Grid Table 6 Colorful - Accent 5"/>
-    <w:basedOn w:val="665"/>
+    <w:basedOn w:val="903"/>
     <w:uiPriority w:val="99"/>
     <w:pPr>
       <w:pBdr/>
@@ -15508,9 +15607,9 @@
       </w:tcPr>
     </w:tblStylePr>
   </w:style>
-  <w:style w:type="table" w:styleId="60">
+  <w:style w:type="table" w:styleId="765">
     <w:name w:val="Grid Table 6 Colorful - Accent 6"/>
-    <w:basedOn w:val="665"/>
+    <w:basedOn w:val="903"/>
     <w:uiPriority w:val="99"/>
     <w:pPr>
       <w:pBdr/>
@@ -15738,9 +15837,9 @@
       </w:tcPr>
     </w:tblStylePr>
   </w:style>
-  <w:style w:type="table" w:styleId="61">
+  <w:style w:type="table" w:styleId="766">
     <w:name w:val="Grid Table 7 Colorful"/>
-    <w:basedOn w:val="665"/>
+    <w:basedOn w:val="903"/>
     <w:uiPriority w:val="99"/>
     <w:pPr>
       <w:pBdr/>
@@ -15842,11 +15941,11 @@
         <w:tblBorders/>
       </w:tblPr>
       <w:tcPr>
-        <w:shd w:color="ffffff"/>
+        <w:shd w:val="clear" w:color="ffffff"/>
         <w:tcBorders>
-          <w:top w:val="none"/>
-          <w:left w:val="none"/>
-          <w:bottom w:val="none"/>
+          <w:top w:val="none" w:color="000000" w:sz="4" w:space="0"/>
+          <w:left w:val="none" w:color="000000" w:sz="4" w:space="0"/>
+          <w:bottom w:val="none" w:color="000000" w:sz="4" w:space="0"/>
           <w:right w:val="single" w:color="000000" w:themeColor="text1" w:themeTint="80" w:sz="4" w:space="0"/>
         </w:tcBorders>
       </w:tcPr>
@@ -15869,10 +15968,10 @@
       <w:tcPr>
         <w:shd w:val="clear" w:color="ffffff" w:themeColor="light1" w:fill="ffffff" w:themeFill="light1"/>
         <w:tcBorders>
-          <w:top w:val="none"/>
-          <w:left w:val="none"/>
+          <w:top w:val="none" w:color="000000" w:sz="4" w:space="0"/>
+          <w:left w:val="none" w:color="000000" w:sz="4" w:space="0"/>
           <w:bottom w:val="single" w:color="000000" w:themeColor="text1" w:themeTint="80" w:sz="4" w:space="0"/>
-          <w:right w:val="none"/>
+          <w:right w:val="none" w:color="000000" w:sz="4" w:space="0"/>
         </w:tcBorders>
       </w:tcPr>
     </w:tblStylePr>
@@ -15892,12 +15991,12 @@
         <w:tblBorders/>
       </w:tblPr>
       <w:tcPr>
-        <w:shd w:color="ffffff"/>
+        <w:shd w:val="clear" w:color="ffffff"/>
         <w:tcBorders>
-          <w:top w:val="none"/>
+          <w:top w:val="none" w:color="000000" w:sz="4" w:space="0"/>
           <w:left w:val="single" w:color="000000" w:themeColor="text1" w:themeTint="80" w:sz="4" w:space="0"/>
-          <w:bottom w:val="none"/>
-          <w:right w:val="none"/>
+          <w:bottom w:val="none" w:color="000000" w:sz="4" w:space="0"/>
+          <w:right w:val="none" w:color="000000" w:sz="4" w:space="0"/>
         </w:tcBorders>
       </w:tcPr>
     </w:tblStylePr>
@@ -15920,9 +16019,9 @@
         <w:shd w:val="clear" w:color="ffffff" w:themeColor="light1" w:fill="ffffff" w:themeFill="light1"/>
         <w:tcBorders>
           <w:top w:val="single" w:color="000000" w:themeColor="text1" w:themeTint="80" w:sz="4" w:space="0"/>
-          <w:left w:val="none"/>
-          <w:bottom w:val="none"/>
-          <w:right w:val="none"/>
+          <w:left w:val="none" w:color="000000" w:sz="4" w:space="0"/>
+          <w:bottom w:val="none" w:color="000000" w:sz="4" w:space="0"/>
+          <w:right w:val="none" w:color="000000" w:sz="4" w:space="0"/>
         </w:tcBorders>
       </w:tcPr>
     </w:tblStylePr>
@@ -15992,9 +16091,9 @@
       </w:tcPr>
     </w:tblStylePr>
   </w:style>
-  <w:style w:type="table" w:styleId="62">
+  <w:style w:type="table" w:styleId="767">
     <w:name w:val="Grid Table 7 Colorful - Accent 1"/>
-    <w:basedOn w:val="665"/>
+    <w:basedOn w:val="903"/>
     <w:uiPriority w:val="99"/>
     <w:pPr>
       <w:pBdr/>
@@ -16096,11 +16195,11 @@
         <w:tblBorders/>
       </w:tblPr>
       <w:tcPr>
-        <w:shd w:color="ffffff"/>
+        <w:shd w:val="clear" w:color="ffffff"/>
         <w:tcBorders>
-          <w:top w:val="none"/>
-          <w:left w:val="none"/>
-          <w:bottom w:val="none"/>
+          <w:top w:val="none" w:color="000000" w:sz="4" w:space="0"/>
+          <w:left w:val="none" w:color="000000" w:sz="4" w:space="0"/>
+          <w:bottom w:val="none" w:color="000000" w:sz="4" w:space="0"/>
           <w:right w:val="single" w:color="000000" w:themeColor="accent1" w:themeTint="80" w:sz="4" w:space="0"/>
         </w:tcBorders>
       </w:tcPr>
@@ -16123,10 +16222,10 @@
       <w:tcPr>
         <w:shd w:val="clear" w:color="ffffff" w:themeColor="light1" w:fill="ffffff" w:themeFill="light1"/>
         <w:tcBorders>
-          <w:top w:val="none"/>
-          <w:left w:val="none"/>
+          <w:top w:val="none" w:color="000000" w:sz="4" w:space="0"/>
+          <w:left w:val="none" w:color="000000" w:sz="4" w:space="0"/>
           <w:bottom w:val="single" w:color="000000" w:themeColor="accent1" w:themeTint="80" w:sz="4" w:space="0"/>
-          <w:right w:val="none"/>
+          <w:right w:val="none" w:color="000000" w:sz="4" w:space="0"/>
         </w:tcBorders>
       </w:tcPr>
     </w:tblStylePr>
@@ -16146,12 +16245,12 @@
         <w:tblBorders/>
       </w:tblPr>
       <w:tcPr>
-        <w:shd w:color="ffffff"/>
+        <w:shd w:val="clear" w:color="ffffff"/>
         <w:tcBorders>
-          <w:top w:val="none"/>
+          <w:top w:val="none" w:color="000000" w:sz="4" w:space="0"/>
           <w:left w:val="single" w:color="000000" w:themeColor="accent1" w:themeTint="80" w:sz="4" w:space="0"/>
-          <w:bottom w:val="none"/>
-          <w:right w:val="none"/>
+          <w:bottom w:val="none" w:color="000000" w:sz="4" w:space="0"/>
+          <w:right w:val="none" w:color="000000" w:sz="4" w:space="0"/>
         </w:tcBorders>
       </w:tcPr>
     </w:tblStylePr>
@@ -16174,9 +16273,9 @@
         <w:shd w:val="clear" w:color="ffffff" w:themeColor="light1" w:fill="ffffff" w:themeFill="light1"/>
         <w:tcBorders>
           <w:top w:val="single" w:color="000000" w:themeColor="accent1" w:themeTint="80" w:sz="4" w:space="0"/>
-          <w:left w:val="none"/>
-          <w:bottom w:val="none"/>
-          <w:right w:val="none"/>
+          <w:left w:val="none" w:color="000000" w:sz="4" w:space="0"/>
+          <w:bottom w:val="none" w:color="000000" w:sz="4" w:space="0"/>
+          <w:right w:val="none" w:color="000000" w:sz="4" w:space="0"/>
         </w:tcBorders>
       </w:tcPr>
     </w:tblStylePr>
@@ -16246,9 +16345,9 @@
       </w:tcPr>
     </w:tblStylePr>
   </w:style>
-  <w:style w:type="table" w:styleId="63">
+  <w:style w:type="table" w:styleId="768">
     <w:name w:val="Grid Table 7 Colorful - Accent 2"/>
-    <w:basedOn w:val="665"/>
+    <w:basedOn w:val="903"/>
     <w:uiPriority w:val="99"/>
     <w:pPr>
       <w:pBdr/>
@@ -16350,11 +16449,11 @@
         <w:tblBorders/>
       </w:tblPr>
       <w:tcPr>
-        <w:shd w:color="ffffff"/>
+        <w:shd w:val="clear" w:color="ffffff"/>
         <w:tcBorders>
-          <w:top w:val="none"/>
-          <w:left w:val="none"/>
-          <w:bottom w:val="none"/>
+          <w:top w:val="none" w:color="000000" w:sz="4" w:space="0"/>
+          <w:left w:val="none" w:color="000000" w:sz="4" w:space="0"/>
+          <w:bottom w:val="none" w:color="000000" w:sz="4" w:space="0"/>
           <w:right w:val="single" w:color="000000" w:themeColor="accent2" w:themeTint="97" w:sz="4" w:space="0"/>
         </w:tcBorders>
       </w:tcPr>
@@ -16377,10 +16476,10 @@
       <w:tcPr>
         <w:shd w:val="clear" w:color="ffffff" w:themeColor="light1" w:fill="ffffff" w:themeFill="light1"/>
         <w:tcBorders>
-          <w:top w:val="none"/>
-          <w:left w:val="none"/>
+          <w:top w:val="none" w:color="000000" w:sz="4" w:space="0"/>
+          <w:left w:val="none" w:color="000000" w:sz="4" w:space="0"/>
           <w:bottom w:val="single" w:color="000000" w:themeColor="accent2" w:themeTint="97" w:sz="4" w:space="0"/>
-          <w:right w:val="none"/>
+          <w:right w:val="none" w:color="000000" w:sz="4" w:space="0"/>
         </w:tcBorders>
       </w:tcPr>
     </w:tblStylePr>
@@ -16400,12 +16499,12 @@
         <w:tblBorders/>
       </w:tblPr>
       <w:tcPr>
-        <w:shd w:color="ffffff"/>
+        <w:shd w:val="clear" w:color="ffffff"/>
         <w:tcBorders>
-          <w:top w:val="none"/>
+          <w:top w:val="none" w:color="000000" w:sz="4" w:space="0"/>
           <w:left w:val="single" w:color="000000" w:themeColor="accent2" w:themeTint="97" w:sz="4" w:space="0"/>
-          <w:bottom w:val="none"/>
-          <w:right w:val="none"/>
+          <w:bottom w:val="none" w:color="000000" w:sz="4" w:space="0"/>
+          <w:right w:val="none" w:color="000000" w:sz="4" w:space="0"/>
         </w:tcBorders>
       </w:tcPr>
     </w:tblStylePr>
@@ -16428,9 +16527,9 @@
         <w:shd w:val="clear" w:color="ffffff" w:themeColor="light1" w:fill="ffffff" w:themeFill="light1"/>
         <w:tcBorders>
           <w:top w:val="single" w:color="000000" w:themeColor="accent2" w:themeTint="97" w:sz="4" w:space="0"/>
-          <w:left w:val="none"/>
-          <w:bottom w:val="none"/>
-          <w:right w:val="none"/>
+          <w:left w:val="none" w:color="000000" w:sz="4" w:space="0"/>
+          <w:bottom w:val="none" w:color="000000" w:sz="4" w:space="0"/>
+          <w:right w:val="none" w:color="000000" w:sz="4" w:space="0"/>
         </w:tcBorders>
       </w:tcPr>
     </w:tblStylePr>
@@ -16500,9 +16599,9 @@
       </w:tcPr>
     </w:tblStylePr>
   </w:style>
-  <w:style w:type="table" w:styleId="64">
+  <w:style w:type="table" w:styleId="769">
     <w:name w:val="Grid Table 7 Colorful - Accent 3"/>
-    <w:basedOn w:val="665"/>
+    <w:basedOn w:val="903"/>
     <w:uiPriority w:val="99"/>
     <w:pPr>
       <w:pBdr/>
@@ -16604,11 +16703,11 @@
         <w:tblBorders/>
       </w:tblPr>
       <w:tcPr>
-        <w:shd w:color="ffffff"/>
+        <w:shd w:val="clear" w:color="ffffff"/>
         <w:tcBorders>
-          <w:top w:val="none"/>
-          <w:left w:val="none"/>
-          <w:bottom w:val="none"/>
+          <w:top w:val="none" w:color="000000" w:sz="4" w:space="0"/>
+          <w:left w:val="none" w:color="000000" w:sz="4" w:space="0"/>
+          <w:bottom w:val="none" w:color="000000" w:sz="4" w:space="0"/>
           <w:right w:val="single" w:color="000000" w:themeColor="accent3" w:themeTint="FE" w:sz="4" w:space="0"/>
         </w:tcBorders>
       </w:tcPr>
@@ -16631,10 +16730,10 @@
       <w:tcPr>
         <w:shd w:val="clear" w:color="ffffff" w:themeColor="light1" w:fill="ffffff" w:themeFill="light1"/>
         <w:tcBorders>
-          <w:top w:val="none"/>
-          <w:left w:val="none"/>
+          <w:top w:val="none" w:color="000000" w:sz="4" w:space="0"/>
+          <w:left w:val="none" w:color="000000" w:sz="4" w:space="0"/>
           <w:bottom w:val="single" w:color="000000" w:themeColor="accent3" w:themeTint="FE" w:sz="4" w:space="0"/>
-          <w:right w:val="none"/>
+          <w:right w:val="none" w:color="000000" w:sz="4" w:space="0"/>
         </w:tcBorders>
       </w:tcPr>
     </w:tblStylePr>
@@ -16654,12 +16753,12 @@
         <w:tblBorders/>
       </w:tblPr>
       <w:tcPr>
-        <w:shd w:color="ffffff"/>
+        <w:shd w:val="clear" w:color="ffffff"/>
         <w:tcBorders>
-          <w:top w:val="none"/>
+          <w:top w:val="none" w:color="000000" w:sz="4" w:space="0"/>
           <w:left w:val="single" w:color="000000" w:themeColor="accent3" w:themeTint="FE" w:sz="4" w:space="0"/>
-          <w:bottom w:val="none"/>
-          <w:right w:val="none"/>
+          <w:bottom w:val="none" w:color="000000" w:sz="4" w:space="0"/>
+          <w:right w:val="none" w:color="000000" w:sz="4" w:space="0"/>
         </w:tcBorders>
       </w:tcPr>
     </w:tblStylePr>
@@ -16682,9 +16781,9 @@
         <w:shd w:val="clear" w:color="ffffff" w:themeColor="light1" w:fill="ffffff" w:themeFill="light1"/>
         <w:tcBorders>
           <w:top w:val="single" w:color="000000" w:themeColor="accent3" w:themeTint="FE" w:sz="4" w:space="0"/>
-          <w:left w:val="none"/>
-          <w:bottom w:val="none"/>
-          <w:right w:val="none"/>
+          <w:left w:val="none" w:color="000000" w:sz="4" w:space="0"/>
+          <w:bottom w:val="none" w:color="000000" w:sz="4" w:space="0"/>
+          <w:right w:val="none" w:color="000000" w:sz="4" w:space="0"/>
         </w:tcBorders>
       </w:tcPr>
     </w:tblStylePr>
@@ -16754,9 +16853,9 @@
       </w:tcPr>
     </w:tblStylePr>
   </w:style>
-  <w:style w:type="table" w:styleId="65">
+  <w:style w:type="table" w:styleId="770">
     <w:name w:val="Grid Table 7 Colorful - Accent 4"/>
-    <w:basedOn w:val="665"/>
+    <w:basedOn w:val="903"/>
     <w:uiPriority w:val="99"/>
     <w:pPr>
       <w:pBdr/>
@@ -16858,11 +16957,11 @@
         <w:tblBorders/>
       </w:tblPr>
       <w:tcPr>
-        <w:shd w:color="ffffff"/>
+        <w:shd w:val="clear" w:color="ffffff"/>
         <w:tcBorders>
-          <w:top w:val="none"/>
-          <w:left w:val="none"/>
-          <w:bottom w:val="none"/>
+          <w:top w:val="none" w:color="000000" w:sz="4" w:space="0"/>
+          <w:left w:val="none" w:color="000000" w:sz="4" w:space="0"/>
+          <w:bottom w:val="none" w:color="000000" w:sz="4" w:space="0"/>
           <w:right w:val="single" w:color="000000" w:themeColor="accent4" w:themeTint="9A" w:sz="4" w:space="0"/>
         </w:tcBorders>
       </w:tcPr>
@@ -16885,10 +16984,10 @@
       <w:tcPr>
         <w:shd w:val="clear" w:color="ffffff" w:themeColor="light1" w:fill="ffffff" w:themeFill="light1"/>
         <w:tcBorders>
-          <w:top w:val="none"/>
-          <w:left w:val="none"/>
+          <w:top w:val="none" w:color="000000" w:sz="4" w:space="0"/>
+          <w:left w:val="none" w:color="000000" w:sz="4" w:space="0"/>
           <w:bottom w:val="single" w:color="000000" w:themeColor="accent4" w:themeTint="9A" w:sz="4" w:space="0"/>
-          <w:right w:val="none"/>
+          <w:right w:val="none" w:color="000000" w:sz="4" w:space="0"/>
         </w:tcBorders>
       </w:tcPr>
     </w:tblStylePr>
@@ -16908,12 +17007,12 @@
         <w:tblBorders/>
       </w:tblPr>
       <w:tcPr>
-        <w:shd w:color="ffffff"/>
+        <w:shd w:val="clear" w:color="ffffff"/>
         <w:tcBorders>
-          <w:top w:val="none"/>
+          <w:top w:val="none" w:color="000000" w:sz="4" w:space="0"/>
           <w:left w:val="single" w:color="000000" w:themeColor="accent4" w:themeTint="9A" w:sz="4" w:space="0"/>
-          <w:bottom w:val="none"/>
-          <w:right w:val="none"/>
+          <w:bottom w:val="none" w:color="000000" w:sz="4" w:space="0"/>
+          <w:right w:val="none" w:color="000000" w:sz="4" w:space="0"/>
         </w:tcBorders>
       </w:tcPr>
     </w:tblStylePr>
@@ -16936,9 +17035,9 @@
         <w:shd w:val="clear" w:color="ffffff" w:themeColor="light1" w:fill="ffffff" w:themeFill="light1"/>
         <w:tcBorders>
           <w:top w:val="single" w:color="000000" w:themeColor="accent4" w:themeTint="9A" w:sz="4" w:space="0"/>
-          <w:left w:val="none"/>
-          <w:bottom w:val="none"/>
-          <w:right w:val="none"/>
+          <w:left w:val="none" w:color="000000" w:sz="4" w:space="0"/>
+          <w:bottom w:val="none" w:color="000000" w:sz="4" w:space="0"/>
+          <w:right w:val="none" w:color="000000" w:sz="4" w:space="0"/>
         </w:tcBorders>
       </w:tcPr>
     </w:tblStylePr>
@@ -17008,9 +17107,9 @@
       </w:tcPr>
     </w:tblStylePr>
   </w:style>
-  <w:style w:type="table" w:styleId="66">
+  <w:style w:type="table" w:styleId="771">
     <w:name w:val="Grid Table 7 Colorful - Accent 5"/>
-    <w:basedOn w:val="665"/>
+    <w:basedOn w:val="903"/>
     <w:uiPriority w:val="99"/>
     <w:pPr>
       <w:pBdr/>
@@ -17112,11 +17211,11 @@
         <w:tblBorders/>
       </w:tblPr>
       <w:tcPr>
-        <w:shd w:color="ffffff"/>
+        <w:shd w:val="clear" w:color="ffffff"/>
         <w:tcBorders>
-          <w:top w:val="none"/>
-          <w:left w:val="none"/>
-          <w:bottom w:val="none"/>
+          <w:top w:val="none" w:color="000000" w:sz="4" w:space="0"/>
+          <w:left w:val="none" w:color="000000" w:sz="4" w:space="0"/>
+          <w:bottom w:val="none" w:color="000000" w:sz="4" w:space="0"/>
           <w:right w:val="single" w:color="000000" w:themeColor="accent5" w:themeTint="90" w:sz="4" w:space="0"/>
         </w:tcBorders>
       </w:tcPr>
@@ -17139,10 +17238,10 @@
       <w:tcPr>
         <w:shd w:val="clear" w:color="ffffff" w:themeColor="light1" w:fill="ffffff" w:themeFill="light1"/>
         <w:tcBorders>
-          <w:top w:val="none"/>
-          <w:left w:val="none"/>
+          <w:top w:val="none" w:color="000000" w:sz="4" w:space="0"/>
+          <w:left w:val="none" w:color="000000" w:sz="4" w:space="0"/>
           <w:bottom w:val="single" w:color="000000" w:themeColor="accent5" w:themeTint="90" w:sz="4" w:space="0"/>
-          <w:right w:val="none"/>
+          <w:right w:val="none" w:color="000000" w:sz="4" w:space="0"/>
         </w:tcBorders>
       </w:tcPr>
     </w:tblStylePr>
@@ -17162,12 +17261,12 @@
         <w:tblBorders/>
       </w:tblPr>
       <w:tcPr>
-        <w:shd w:color="ffffff"/>
+        <w:shd w:val="clear" w:color="ffffff"/>
         <w:tcBorders>
-          <w:top w:val="none"/>
+          <w:top w:val="none" w:color="000000" w:sz="4" w:space="0"/>
           <w:left w:val="single" w:color="000000" w:themeColor="accent5" w:themeTint="90" w:sz="4" w:space="0"/>
-          <w:bottom w:val="none"/>
-          <w:right w:val="none"/>
+          <w:bottom w:val="none" w:color="000000" w:sz="4" w:space="0"/>
+          <w:right w:val="none" w:color="000000" w:sz="4" w:space="0"/>
         </w:tcBorders>
       </w:tcPr>
     </w:tblStylePr>
@@ -17190,9 +17289,9 @@
         <w:shd w:val="clear" w:color="ffffff" w:themeColor="light1" w:fill="ffffff" w:themeFill="light1"/>
         <w:tcBorders>
           <w:top w:val="single" w:color="000000" w:themeColor="accent5" w:themeTint="90" w:sz="4" w:space="0"/>
-          <w:left w:val="none"/>
-          <w:bottom w:val="none"/>
-          <w:right w:val="none"/>
+          <w:left w:val="none" w:color="000000" w:sz="4" w:space="0"/>
+          <w:bottom w:val="none" w:color="000000" w:sz="4" w:space="0"/>
+          <w:right w:val="none" w:color="000000" w:sz="4" w:space="0"/>
         </w:tcBorders>
       </w:tcPr>
     </w:tblStylePr>
@@ -17262,9 +17361,9 @@
       </w:tcPr>
     </w:tblStylePr>
   </w:style>
-  <w:style w:type="table" w:styleId="67">
+  <w:style w:type="table" w:styleId="772">
     <w:name w:val="Grid Table 7 Colorful - Accent 6"/>
-    <w:basedOn w:val="665"/>
+    <w:basedOn w:val="903"/>
     <w:uiPriority w:val="99"/>
     <w:pPr>
       <w:pBdr/>
@@ -17366,11 +17465,11 @@
         <w:tblBorders/>
       </w:tblPr>
       <w:tcPr>
-        <w:shd w:color="ffffff"/>
+        <w:shd w:val="clear" w:color="ffffff"/>
         <w:tcBorders>
-          <w:top w:val="none"/>
-          <w:left w:val="none"/>
-          <w:bottom w:val="none"/>
+          <w:top w:val="none" w:color="000000" w:sz="4" w:space="0"/>
+          <w:left w:val="none" w:color="000000" w:sz="4" w:space="0"/>
+          <w:bottom w:val="none" w:color="000000" w:sz="4" w:space="0"/>
           <w:right w:val="single" w:color="000000" w:themeColor="accent6" w:themeTint="90" w:sz="4" w:space="0"/>
         </w:tcBorders>
       </w:tcPr>
@@ -17393,10 +17492,10 @@
       <w:tcPr>
         <w:shd w:val="clear" w:color="ffffff" w:themeColor="light1" w:fill="ffffff" w:themeFill="light1"/>
         <w:tcBorders>
-          <w:top w:val="none"/>
-          <w:left w:val="none"/>
+          <w:top w:val="none" w:color="000000" w:sz="4" w:space="0"/>
+          <w:left w:val="none" w:color="000000" w:sz="4" w:space="0"/>
           <w:bottom w:val="single" w:color="000000" w:themeColor="accent6" w:themeTint="90" w:sz="4" w:space="0"/>
-          <w:right w:val="none"/>
+          <w:right w:val="none" w:color="000000" w:sz="4" w:space="0"/>
         </w:tcBorders>
       </w:tcPr>
     </w:tblStylePr>
@@ -17416,12 +17515,12 @@
         <w:tblBorders/>
       </w:tblPr>
       <w:tcPr>
-        <w:shd w:color="ffffff"/>
+        <w:shd w:val="clear" w:color="ffffff"/>
         <w:tcBorders>
-          <w:top w:val="none"/>
+          <w:top w:val="none" w:color="000000" w:sz="4" w:space="0"/>
           <w:left w:val="single" w:color="000000" w:themeColor="accent6" w:themeTint="90" w:sz="4" w:space="0"/>
-          <w:bottom w:val="none"/>
-          <w:right w:val="none"/>
+          <w:bottom w:val="none" w:color="000000" w:sz="4" w:space="0"/>
+          <w:right w:val="none" w:color="000000" w:sz="4" w:space="0"/>
         </w:tcBorders>
       </w:tcPr>
     </w:tblStylePr>
@@ -17444,9 +17543,9 @@
         <w:shd w:val="clear" w:color="ffffff" w:themeColor="light1" w:fill="ffffff" w:themeFill="light1"/>
         <w:tcBorders>
           <w:top w:val="single" w:color="000000" w:themeColor="accent6" w:themeTint="90" w:sz="4" w:space="0"/>
-          <w:left w:val="none"/>
-          <w:bottom w:val="none"/>
-          <w:right w:val="none"/>
+          <w:left w:val="none" w:color="000000" w:sz="4" w:space="0"/>
+          <w:bottom w:val="none" w:color="000000" w:sz="4" w:space="0"/>
+          <w:right w:val="none" w:color="000000" w:sz="4" w:space="0"/>
         </w:tcBorders>
       </w:tcPr>
     </w:tblStylePr>
@@ -17516,9 +17615,9 @@
       </w:tcPr>
     </w:tblStylePr>
   </w:style>
-  <w:style w:type="table" w:styleId="68">
+  <w:style w:type="table" w:styleId="773">
     <w:name w:val="List Table 1 Light"/>
-    <w:basedOn w:val="665"/>
+    <w:basedOn w:val="903"/>
     <w:uiPriority w:val="99"/>
     <w:pPr>
       <w:pBdr/>
@@ -17732,9 +17831,9 @@
       </w:tcPr>
     </w:tblStylePr>
   </w:style>
-  <w:style w:type="table" w:styleId="69">
+  <w:style w:type="table" w:styleId="774">
     <w:name w:val="List Table 1 Light - Accent 1"/>
-    <w:basedOn w:val="665"/>
+    <w:basedOn w:val="903"/>
     <w:uiPriority w:val="99"/>
     <w:pPr>
       <w:pBdr/>
@@ -17948,9 +18047,9 @@
       </w:tcPr>
     </w:tblStylePr>
   </w:style>
-  <w:style w:type="table" w:styleId="70">
+  <w:style w:type="table" w:styleId="775">
     <w:name w:val="List Table 1 Light - Accent 2"/>
-    <w:basedOn w:val="665"/>
+    <w:basedOn w:val="903"/>
     <w:uiPriority w:val="99"/>
     <w:pPr>
       <w:pBdr/>
@@ -18164,9 +18263,9 @@
       </w:tcPr>
     </w:tblStylePr>
   </w:style>
-  <w:style w:type="table" w:styleId="71">
+  <w:style w:type="table" w:styleId="776">
     <w:name w:val="List Table 1 Light - Accent 3"/>
-    <w:basedOn w:val="665"/>
+    <w:basedOn w:val="903"/>
     <w:uiPriority w:val="99"/>
     <w:pPr>
       <w:pBdr/>
@@ -18380,9 +18479,9 @@
       </w:tcPr>
     </w:tblStylePr>
   </w:style>
-  <w:style w:type="table" w:styleId="72">
+  <w:style w:type="table" w:styleId="777">
     <w:name w:val="List Table 1 Light - Accent 4"/>
-    <w:basedOn w:val="665"/>
+    <w:basedOn w:val="903"/>
     <w:uiPriority w:val="99"/>
     <w:pPr>
       <w:pBdr/>
@@ -18596,9 +18695,9 @@
       </w:tcPr>
     </w:tblStylePr>
   </w:style>
-  <w:style w:type="table" w:styleId="73">
+  <w:style w:type="table" w:styleId="778">
     <w:name w:val="List Table 1 Light - Accent 5"/>
-    <w:basedOn w:val="665"/>
+    <w:basedOn w:val="903"/>
     <w:uiPriority w:val="99"/>
     <w:pPr>
       <w:pBdr/>
@@ -18812,9 +18911,9 @@
       </w:tcPr>
     </w:tblStylePr>
   </w:style>
-  <w:style w:type="table" w:styleId="74">
+  <w:style w:type="table" w:styleId="779">
     <w:name w:val="List Table 1 Light - Accent 6"/>
-    <w:basedOn w:val="665"/>
+    <w:basedOn w:val="903"/>
     <w:uiPriority w:val="99"/>
     <w:pPr>
       <w:pBdr/>
@@ -19028,9 +19127,9 @@
       </w:tcPr>
     </w:tblStylePr>
   </w:style>
-  <w:style w:type="table" w:styleId="75">
+  <w:style w:type="table" w:styleId="780">
     <w:name w:val="List Table 2"/>
-    <w:basedOn w:val="665"/>
+    <w:basedOn w:val="903"/>
     <w:uiPriority w:val="99"/>
     <w:pPr>
       <w:pBdr/>
@@ -19266,9 +19365,9 @@
       </w:tcPr>
     </w:tblStylePr>
   </w:style>
-  <w:style w:type="table" w:styleId="76">
+  <w:style w:type="table" w:styleId="781">
     <w:name w:val="List Table 2 - Accent 1"/>
-    <w:basedOn w:val="665"/>
+    <w:basedOn w:val="903"/>
     <w:uiPriority w:val="99"/>
     <w:pPr>
       <w:pBdr/>
@@ -19504,9 +19603,9 @@
       </w:tcPr>
     </w:tblStylePr>
   </w:style>
-  <w:style w:type="table" w:styleId="77">
+  <w:style w:type="table" w:styleId="782">
     <w:name w:val="List Table 2 - Accent 2"/>
-    <w:basedOn w:val="665"/>
+    <w:basedOn w:val="903"/>
     <w:uiPriority w:val="99"/>
     <w:pPr>
       <w:pBdr/>
@@ -19742,9 +19841,9 @@
       </w:tcPr>
     </w:tblStylePr>
   </w:style>
-  <w:style w:type="table" w:styleId="78">
+  <w:style w:type="table" w:styleId="783">
     <w:name w:val="List Table 2 - Accent 3"/>
-    <w:basedOn w:val="665"/>
+    <w:basedOn w:val="903"/>
     <w:uiPriority w:val="99"/>
     <w:pPr>
       <w:pBdr/>
@@ -19980,9 +20079,9 @@
       </w:tcPr>
     </w:tblStylePr>
   </w:style>
-  <w:style w:type="table" w:styleId="79">
+  <w:style w:type="table" w:styleId="784">
     <w:name w:val="List Table 2 - Accent 4"/>
-    <w:basedOn w:val="665"/>
+    <w:basedOn w:val="903"/>
     <w:uiPriority w:val="99"/>
     <w:pPr>
       <w:pBdr/>
@@ -20218,9 +20317,9 @@
       </w:tcPr>
     </w:tblStylePr>
   </w:style>
-  <w:style w:type="table" w:styleId="80">
+  <w:style w:type="table" w:styleId="785">
     <w:name w:val="List Table 2 - Accent 5"/>
-    <w:basedOn w:val="665"/>
+    <w:basedOn w:val="903"/>
     <w:uiPriority w:val="99"/>
     <w:pPr>
       <w:pBdr/>
@@ -20456,9 +20555,9 @@
       </w:tcPr>
     </w:tblStylePr>
   </w:style>
-  <w:style w:type="table" w:styleId="81">
+  <w:style w:type="table" w:styleId="786">
     <w:name w:val="List Table 2 - Accent 6"/>
-    <w:basedOn w:val="665"/>
+    <w:basedOn w:val="903"/>
     <w:uiPriority w:val="99"/>
     <w:pPr>
       <w:pBdr/>
@@ -20694,9 +20793,9 @@
       </w:tcPr>
     </w:tblStylePr>
   </w:style>
-  <w:style w:type="table" w:styleId="82">
+  <w:style w:type="table" w:styleId="787">
     <w:name w:val="List Table 3"/>
-    <w:basedOn w:val="665"/>
+    <w:basedOn w:val="903"/>
     <w:uiPriority w:val="99"/>
     <w:pPr>
       <w:pBdr/>
@@ -20922,9 +21021,9 @@
       </w:tcPr>
     </w:tblStylePr>
   </w:style>
-  <w:style w:type="table" w:styleId="83">
+  <w:style w:type="table" w:styleId="788">
     <w:name w:val="List Table 3 - Accent 1"/>
-    <w:basedOn w:val="665"/>
+    <w:basedOn w:val="903"/>
     <w:uiPriority w:val="99"/>
     <w:pPr>
       <w:pBdr/>
@@ -21150,9 +21249,9 @@
       </w:tcPr>
     </w:tblStylePr>
   </w:style>
-  <w:style w:type="table" w:styleId="84">
+  <w:style w:type="table" w:styleId="789">
     <w:name w:val="List Table 3 - Accent 2"/>
-    <w:basedOn w:val="665"/>
+    <w:basedOn w:val="903"/>
     <w:uiPriority w:val="99"/>
     <w:pPr>
       <w:pBdr/>
@@ -21378,9 +21477,9 @@
       </w:tcPr>
     </w:tblStylePr>
   </w:style>
-  <w:style w:type="table" w:styleId="85">
+  <w:style w:type="table" w:styleId="790">
     <w:name w:val="List Table 3 - Accent 3"/>
-    <w:basedOn w:val="665"/>
+    <w:basedOn w:val="903"/>
     <w:uiPriority w:val="99"/>
     <w:pPr>
       <w:pBdr/>
@@ -21606,9 +21705,9 @@
       </w:tcPr>
     </w:tblStylePr>
   </w:style>
-  <w:style w:type="table" w:styleId="86">
+  <w:style w:type="table" w:styleId="791">
     <w:name w:val="List Table 3 - Accent 4"/>
-    <w:basedOn w:val="665"/>
+    <w:basedOn w:val="903"/>
     <w:uiPriority w:val="99"/>
     <w:pPr>
       <w:pBdr/>
@@ -21834,9 +21933,9 @@
       </w:tcPr>
     </w:tblStylePr>
   </w:style>
-  <w:style w:type="table" w:styleId="87">
+  <w:style w:type="table" w:styleId="792">
     <w:name w:val="List Table 3 - Accent 5"/>
-    <w:basedOn w:val="665"/>
+    <w:basedOn w:val="903"/>
     <w:uiPriority w:val="99"/>
     <w:pPr>
       <w:pBdr/>
@@ -22062,9 +22161,9 @@
       </w:tcPr>
     </w:tblStylePr>
   </w:style>
-  <w:style w:type="table" w:styleId="88">
+  <w:style w:type="table" w:styleId="793">
     <w:name w:val="List Table 3 - Accent 6"/>
-    <w:basedOn w:val="665"/>
+    <w:basedOn w:val="903"/>
     <w:uiPriority w:val="99"/>
     <w:pPr>
       <w:pBdr/>
@@ -22290,9 +22389,9 @@
       </w:tcPr>
     </w:tblStylePr>
   </w:style>
-  <w:style w:type="table" w:styleId="89">
+  <w:style w:type="table" w:styleId="794">
     <w:name w:val="List Table 4"/>
-    <w:basedOn w:val="665"/>
+    <w:basedOn w:val="903"/>
     <w:uiPriority w:val="99"/>
     <w:pPr>
       <w:pBdr/>
@@ -22515,9 +22614,9 @@
       </w:tcPr>
     </w:tblStylePr>
   </w:style>
-  <w:style w:type="table" w:styleId="90">
+  <w:style w:type="table" w:styleId="795">
     <w:name w:val="List Table 4 - Accent 1"/>
-    <w:basedOn w:val="665"/>
+    <w:basedOn w:val="903"/>
     <w:uiPriority w:val="99"/>
     <w:pPr>
       <w:pBdr/>
@@ -22740,9 +22839,9 @@
       </w:tcPr>
     </w:tblStylePr>
   </w:style>
-  <w:style w:type="table" w:styleId="91">
+  <w:style w:type="table" w:styleId="796">
     <w:name w:val="List Table 4 - Accent 2"/>
-    <w:basedOn w:val="665"/>
+    <w:basedOn w:val="903"/>
     <w:uiPriority w:val="99"/>
     <w:pPr>
       <w:pBdr/>
@@ -22965,9 +23064,9 @@
       </w:tcPr>
     </w:tblStylePr>
   </w:style>
-  <w:style w:type="table" w:styleId="92">
+  <w:style w:type="table" w:styleId="797">
     <w:name w:val="List Table 4 - Accent 3"/>
-    <w:basedOn w:val="665"/>
+    <w:basedOn w:val="903"/>
     <w:uiPriority w:val="99"/>
     <w:pPr>
       <w:pBdr/>
@@ -23190,9 +23289,9 @@
       </w:tcPr>
     </w:tblStylePr>
   </w:style>
-  <w:style w:type="table" w:styleId="93">
+  <w:style w:type="table" w:styleId="798">
     <w:name w:val="List Table 4 - Accent 4"/>
-    <w:basedOn w:val="665"/>
+    <w:basedOn w:val="903"/>
     <w:uiPriority w:val="99"/>
     <w:pPr>
       <w:pBdr/>
@@ -23415,9 +23514,9 @@
       </w:tcPr>
     </w:tblStylePr>
   </w:style>
-  <w:style w:type="table" w:styleId="94">
+  <w:style w:type="table" w:styleId="799">
     <w:name w:val="List Table 4 - Accent 5"/>
-    <w:basedOn w:val="665"/>
+    <w:basedOn w:val="903"/>
     <w:uiPriority w:val="99"/>
     <w:pPr>
       <w:pBdr/>
@@ -23640,9 +23739,9 @@
       </w:tcPr>
     </w:tblStylePr>
   </w:style>
-  <w:style w:type="table" w:styleId="95">
+  <w:style w:type="table" w:styleId="800">
     <w:name w:val="List Table 4 - Accent 6"/>
-    <w:basedOn w:val="665"/>
+    <w:basedOn w:val="903"/>
     <w:uiPriority w:val="99"/>
     <w:pPr>
       <w:pBdr/>
@@ -23865,9 +23964,9 @@
       </w:tcPr>
     </w:tblStylePr>
   </w:style>
-  <w:style w:type="table" w:styleId="96">
+  <w:style w:type="table" w:styleId="801">
     <w:name w:val="List Table 5 Dark"/>
-    <w:basedOn w:val="665"/>
+    <w:basedOn w:val="903"/>
     <w:uiPriority w:val="99"/>
     <w:pPr>
       <w:pBdr/>
@@ -24107,9 +24206,9 @@
       </w:tcPr>
     </w:tblStylePr>
   </w:style>
-  <w:style w:type="table" w:styleId="97">
+  <w:style w:type="table" w:styleId="802">
     <w:name w:val="List Table 5 Dark - Accent 1"/>
-    <w:basedOn w:val="665"/>
+    <w:basedOn w:val="903"/>
     <w:uiPriority w:val="99"/>
     <w:pPr>
       <w:pBdr/>
@@ -24349,9 +24448,9 @@
       </w:tcPr>
     </w:tblStylePr>
   </w:style>
-  <w:style w:type="table" w:styleId="98">
+  <w:style w:type="table" w:styleId="803">
     <w:name w:val="List Table 5 Dark - Accent 2"/>
-    <w:basedOn w:val="665"/>
+    <w:basedOn w:val="903"/>
     <w:uiPriority w:val="99"/>
     <w:pPr>
       <w:pBdr/>
@@ -24591,9 +24690,9 @@
       </w:tcPr>
     </w:tblStylePr>
   </w:style>
-  <w:style w:type="table" w:styleId="99">
+  <w:style w:type="table" w:styleId="804">
     <w:name w:val="List Table 5 Dark - Accent 3"/>
-    <w:basedOn w:val="665"/>
+    <w:basedOn w:val="903"/>
     <w:uiPriority w:val="99"/>
     <w:pPr>
       <w:pBdr/>
@@ -24833,9 +24932,9 @@
       </w:tcPr>
     </w:tblStylePr>
   </w:style>
-  <w:style w:type="table" w:styleId="100">
+  <w:style w:type="table" w:styleId="805">
     <w:name w:val="List Table 5 Dark - Accent 4"/>
-    <w:basedOn w:val="665"/>
+    <w:basedOn w:val="903"/>
     <w:uiPriority w:val="99"/>
     <w:pPr>
       <w:pBdr/>
@@ -25075,9 +25174,9 @@
       </w:tcPr>
     </w:tblStylePr>
   </w:style>
-  <w:style w:type="table" w:styleId="101">
+  <w:style w:type="table" w:styleId="806">
     <w:name w:val="List Table 5 Dark - Accent 5"/>
-    <w:basedOn w:val="665"/>
+    <w:basedOn w:val="903"/>
     <w:uiPriority w:val="99"/>
     <w:pPr>
       <w:pBdr/>
@@ -25317,9 +25416,9 @@
       </w:tcPr>
     </w:tblStylePr>
   </w:style>
-  <w:style w:type="table" w:styleId="102">
+  <w:style w:type="table" w:styleId="807">
     <w:name w:val="List Table 5 Dark - Accent 6"/>
-    <w:basedOn w:val="665"/>
+    <w:basedOn w:val="903"/>
     <w:uiPriority w:val="99"/>
     <w:pPr>
       <w:pBdr/>
@@ -25559,9 +25658,9 @@
       </w:tcPr>
     </w:tblStylePr>
   </w:style>
-  <w:style w:type="table" w:styleId="103">
+  <w:style w:type="table" w:styleId="808">
     <w:name w:val="List Table 6 Colorful"/>
-    <w:basedOn w:val="665"/>
+    <w:basedOn w:val="903"/>
     <w:uiPriority w:val="99"/>
     <w:pPr>
       <w:pBdr/>
@@ -25782,9 +25881,9 @@
       </w:tcPr>
     </w:tblStylePr>
   </w:style>
-  <w:style w:type="table" w:styleId="104">
+  <w:style w:type="table" w:styleId="809">
     <w:name w:val="List Table 6 Colorful - Accent 1"/>
-    <w:basedOn w:val="665"/>
+    <w:basedOn w:val="903"/>
     <w:uiPriority w:val="99"/>
     <w:pPr>
       <w:pBdr/>
@@ -26005,9 +26104,9 @@
       </w:tcPr>
     </w:tblStylePr>
   </w:style>
-  <w:style w:type="table" w:styleId="105">
+  <w:style w:type="table" w:styleId="810">
     <w:name w:val="List Table 6 Colorful - Accent 2"/>
-    <w:basedOn w:val="665"/>
+    <w:basedOn w:val="903"/>
     <w:uiPriority w:val="99"/>
     <w:pPr>
       <w:pBdr/>
@@ -26228,9 +26327,9 @@
       </w:tcPr>
     </w:tblStylePr>
   </w:style>
-  <w:style w:type="table" w:styleId="106">
+  <w:style w:type="table" w:styleId="811">
     <w:name w:val="List Table 6 Colorful - Accent 3"/>
-    <w:basedOn w:val="665"/>
+    <w:basedOn w:val="903"/>
     <w:uiPriority w:val="99"/>
     <w:pPr>
       <w:pBdr/>
@@ -26451,9 +26550,9 @@
       </w:tcPr>
     </w:tblStylePr>
   </w:style>
-  <w:style w:type="table" w:styleId="107">
+  <w:style w:type="table" w:styleId="812">
     <w:name w:val="List Table 6 Colorful - Accent 4"/>
-    <w:basedOn w:val="665"/>
+    <w:basedOn w:val="903"/>
     <w:uiPriority w:val="99"/>
     <w:pPr>
       <w:pBdr/>
@@ -26674,9 +26773,9 @@
       </w:tcPr>
     </w:tblStylePr>
   </w:style>
-  <w:style w:type="table" w:styleId="108">
+  <w:style w:type="table" w:styleId="813">
     <w:name w:val="List Table 6 Colorful - Accent 5"/>
-    <w:basedOn w:val="665"/>
+    <w:basedOn w:val="903"/>
     <w:uiPriority w:val="99"/>
     <w:pPr>
       <w:pBdr/>
@@ -26897,9 +26996,9 @@
       </w:tcPr>
     </w:tblStylePr>
   </w:style>
-  <w:style w:type="table" w:styleId="109">
+  <w:style w:type="table" w:styleId="814">
     <w:name w:val="List Table 6 Colorful - Accent 6"/>
-    <w:basedOn w:val="665"/>
+    <w:basedOn w:val="903"/>
     <w:uiPriority w:val="99"/>
     <w:pPr>
       <w:pBdr/>
@@ -27120,9 +27219,9 @@
       </w:tcPr>
     </w:tblStylePr>
   </w:style>
-  <w:style w:type="table" w:styleId="110">
+  <w:style w:type="table" w:styleId="815">
     <w:name w:val="List Table 7 Colorful"/>
-    <w:basedOn w:val="665"/>
+    <w:basedOn w:val="903"/>
     <w:uiPriority w:val="99"/>
     <w:pPr>
       <w:pBdr/>
@@ -27221,11 +27320,11 @@
         <w:tblBorders/>
       </w:tblPr>
       <w:tcPr>
-        <w:shd w:color="ffffff"/>
+        <w:shd w:val="clear" w:color="ffffff"/>
         <w:tcBorders>
-          <w:top w:val="none"/>
-          <w:left w:val="none"/>
-          <w:bottom w:val="none"/>
+          <w:top w:val="none" w:color="000000" w:sz="4" w:space="0"/>
+          <w:left w:val="none" w:color="000000" w:sz="4" w:space="0"/>
+          <w:bottom w:val="none" w:color="000000" w:sz="4" w:space="0"/>
           <w:right w:val="single" w:color="000000" w:themeColor="text1" w:themeTint="80" w:sz="4" w:space="0"/>
         </w:tcBorders>
       </w:tcPr>
@@ -27248,10 +27347,10 @@
       <w:tcPr>
         <w:shd w:val="clear" w:color="ffffff" w:themeColor="light1" w:fill="ffffff" w:themeFill="light1"/>
         <w:tcBorders>
-          <w:top w:val="none"/>
-          <w:left w:val="none"/>
+          <w:top w:val="none" w:color="000000" w:sz="4" w:space="0"/>
+          <w:left w:val="none" w:color="000000" w:sz="4" w:space="0"/>
           <w:bottom w:val="single" w:color="000000" w:themeColor="text1" w:themeTint="80" w:sz="4" w:space="0"/>
-          <w:right w:val="none"/>
+          <w:right w:val="none" w:color="000000" w:sz="4" w:space="0"/>
         </w:tcBorders>
       </w:tcPr>
     </w:tblStylePr>
@@ -27271,12 +27370,12 @@
         <w:tblBorders/>
       </w:tblPr>
       <w:tcPr>
-        <w:shd w:color="ffffff"/>
+        <w:shd w:val="clear" w:color="ffffff"/>
         <w:tcBorders>
-          <w:top w:val="none"/>
+          <w:top w:val="none" w:color="000000" w:sz="4" w:space="0"/>
           <w:left w:val="single" w:color="000000" w:themeColor="text1" w:themeTint="80" w:sz="4" w:space="0"/>
-          <w:bottom w:val="none"/>
-          <w:right w:val="none"/>
+          <w:bottom w:val="none" w:color="000000" w:sz="4" w:space="0"/>
+          <w:right w:val="none" w:color="000000" w:sz="4" w:space="0"/>
         </w:tcBorders>
       </w:tcPr>
     </w:tblStylePr>
@@ -27299,9 +27398,9 @@
         <w:shd w:val="clear" w:color="ffffff" w:themeColor="light1" w:fill="ffffff" w:themeFill="light1"/>
         <w:tcBorders>
           <w:top w:val="single" w:color="000000" w:themeColor="text1" w:themeTint="80" w:sz="4" w:space="0"/>
-          <w:left w:val="none"/>
-          <w:bottom w:val="none"/>
-          <w:right w:val="none"/>
+          <w:left w:val="none" w:color="000000" w:sz="4" w:space="0"/>
+          <w:bottom w:val="none" w:color="000000" w:sz="4" w:space="0"/>
+          <w:right w:val="none" w:color="000000" w:sz="4" w:space="0"/>
         </w:tcBorders>
       </w:tcPr>
     </w:tblStylePr>
@@ -27376,9 +27475,9 @@
       </w:tcPr>
     </w:tblStylePr>
   </w:style>
-  <w:style w:type="table" w:styleId="111">
+  <w:style w:type="table" w:styleId="816">
     <w:name w:val="List Table 7 Colorful - Accent 1"/>
-    <w:basedOn w:val="665"/>
+    <w:basedOn w:val="903"/>
     <w:uiPriority w:val="99"/>
     <w:pPr>
       <w:pBdr/>
@@ -27477,11 +27576,11 @@
         <w:tblBorders/>
       </w:tblPr>
       <w:tcPr>
-        <w:shd w:color="ffffff"/>
+        <w:shd w:val="clear" w:color="ffffff"/>
         <w:tcBorders>
-          <w:top w:val="none"/>
-          <w:left w:val="none"/>
-          <w:bottom w:val="none"/>
+          <w:top w:val="none" w:color="000000" w:sz="4" w:space="0"/>
+          <w:left w:val="none" w:color="000000" w:sz="4" w:space="0"/>
+          <w:bottom w:val="none" w:color="000000" w:sz="4" w:space="0"/>
           <w:right w:val="single" w:color="000000" w:themeColor="accent1" w:sz="4" w:space="0"/>
         </w:tcBorders>
       </w:tcPr>
@@ -27504,10 +27603,10 @@
       <w:tcPr>
         <w:shd w:val="clear" w:color="ffffff" w:themeColor="light1" w:fill="ffffff" w:themeFill="light1"/>
         <w:tcBorders>
-          <w:top w:val="none"/>
-          <w:left w:val="none"/>
+          <w:top w:val="none" w:color="000000" w:sz="4" w:space="0"/>
+          <w:left w:val="none" w:color="000000" w:sz="4" w:space="0"/>
           <w:bottom w:val="single" w:color="000000" w:themeColor="accent1" w:sz="4" w:space="0"/>
-          <w:right w:val="none"/>
+          <w:right w:val="none" w:color="000000" w:sz="4" w:space="0"/>
         </w:tcBorders>
       </w:tcPr>
     </w:tblStylePr>
@@ -27527,12 +27626,12 @@
         <w:tblBorders/>
       </w:tblPr>
       <w:tcPr>
-        <w:shd w:color="ffffff"/>
+        <w:shd w:val="clear" w:color="ffffff"/>
         <w:tcBorders>
-          <w:top w:val="none"/>
+          <w:top w:val="none" w:color="000000" w:sz="4" w:space="0"/>
           <w:left w:val="single" w:color="000000" w:themeColor="accent1" w:sz="4" w:space="0"/>
-          <w:bottom w:val="none"/>
-          <w:right w:val="none"/>
+          <w:bottom w:val="none" w:color="000000" w:sz="4" w:space="0"/>
+          <w:right w:val="none" w:color="000000" w:sz="4" w:space="0"/>
         </w:tcBorders>
       </w:tcPr>
     </w:tblStylePr>
@@ -27555,9 +27654,9 @@
         <w:shd w:val="clear" w:color="ffffff" w:themeColor="light1" w:fill="ffffff" w:themeFill="light1"/>
         <w:tcBorders>
           <w:top w:val="single" w:color="000000" w:themeColor="accent1" w:sz="4" w:space="0"/>
-          <w:left w:val="none"/>
-          <w:bottom w:val="none"/>
-          <w:right w:val="none"/>
+          <w:left w:val="none" w:color="000000" w:sz="4" w:space="0"/>
+          <w:bottom w:val="none" w:color="000000" w:sz="4" w:space="0"/>
+          <w:right w:val="none" w:color="000000" w:sz="4" w:space="0"/>
         </w:tcBorders>
       </w:tcPr>
     </w:tblStylePr>
@@ -27632,9 +27731,9 @@
       </w:tcPr>
     </w:tblStylePr>
   </w:style>
-  <w:style w:type="table" w:styleId="112">
+  <w:style w:type="table" w:styleId="817">
     <w:name w:val="List Table 7 Colorful - Accent 2"/>
-    <w:basedOn w:val="665"/>
+    <w:basedOn w:val="903"/>
     <w:uiPriority w:val="99"/>
     <w:pPr>
       <w:pBdr/>
@@ -27733,11 +27832,11 @@
         <w:tblBorders/>
       </w:tblPr>
       <w:tcPr>
-        <w:shd w:color="ffffff"/>
+        <w:shd w:val="clear" w:color="ffffff"/>
         <w:tcBorders>
-          <w:top w:val="none"/>
-          <w:left w:val="none"/>
-          <w:bottom w:val="none"/>
+          <w:top w:val="none" w:color="000000" w:sz="4" w:space="0"/>
+          <w:left w:val="none" w:color="000000" w:sz="4" w:space="0"/>
+          <w:bottom w:val="none" w:color="000000" w:sz="4" w:space="0"/>
           <w:right w:val="single" w:color="000000" w:themeColor="accent2" w:themeTint="97" w:sz="4" w:space="0"/>
         </w:tcBorders>
       </w:tcPr>
@@ -27760,10 +27859,10 @@
       <w:tcPr>
         <w:shd w:val="clear" w:color="ffffff" w:themeColor="light1" w:fill="ffffff" w:themeFill="light1"/>
         <w:tcBorders>
-          <w:top w:val="none"/>
-          <w:left w:val="none"/>
+          <w:top w:val="none" w:color="000000" w:sz="4" w:space="0"/>
+          <w:left w:val="none" w:color="000000" w:sz="4" w:space="0"/>
           <w:bottom w:val="single" w:color="000000" w:themeColor="accent2" w:themeTint="97" w:sz="4" w:space="0"/>
-          <w:right w:val="none"/>
+          <w:right w:val="none" w:color="000000" w:sz="4" w:space="0"/>
         </w:tcBorders>
       </w:tcPr>
     </w:tblStylePr>
@@ -27783,12 +27882,12 @@
         <w:tblBorders/>
       </w:tblPr>
       <w:tcPr>
-        <w:shd w:color="ffffff"/>
+        <w:shd w:val="clear" w:color="ffffff"/>
         <w:tcBorders>
-          <w:top w:val="none"/>
+          <w:top w:val="none" w:color="000000" w:sz="4" w:space="0"/>
           <w:left w:val="single" w:color="000000" w:themeColor="accent2" w:themeTint="97" w:sz="4" w:space="0"/>
-          <w:bottom w:val="none"/>
-          <w:right w:val="none"/>
+          <w:bottom w:val="none" w:color="000000" w:sz="4" w:space="0"/>
+          <w:right w:val="none" w:color="000000" w:sz="4" w:space="0"/>
         </w:tcBorders>
       </w:tcPr>
     </w:tblStylePr>
@@ -27811,9 +27910,9 @@
         <w:shd w:val="clear" w:color="ffffff" w:themeColor="light1" w:fill="ffffff" w:themeFill="light1"/>
         <w:tcBorders>
           <w:top w:val="single" w:color="000000" w:themeColor="accent2" w:themeTint="97" w:sz="4" w:space="0"/>
-          <w:left w:val="none"/>
-          <w:bottom w:val="none"/>
-          <w:right w:val="none"/>
+          <w:left w:val="none" w:color="000000" w:sz="4" w:space="0"/>
+          <w:bottom w:val="none" w:color="000000" w:sz="4" w:space="0"/>
+          <w:right w:val="none" w:color="000000" w:sz="4" w:space="0"/>
         </w:tcBorders>
       </w:tcPr>
     </w:tblStylePr>
@@ -27888,9 +27987,9 @@
       </w:tcPr>
     </w:tblStylePr>
   </w:style>
-  <w:style w:type="table" w:styleId="113">
+  <w:style w:type="table" w:styleId="818">
     <w:name w:val="List Table 7 Colorful - Accent 3"/>
-    <w:basedOn w:val="665"/>
+    <w:basedOn w:val="903"/>
     <w:uiPriority w:val="99"/>
     <w:pPr>
       <w:pBdr/>
@@ -27989,11 +28088,11 @@
         <w:tblBorders/>
       </w:tblPr>
       <w:tcPr>
-        <w:shd w:color="ffffff"/>
+        <w:shd w:val="clear" w:color="ffffff"/>
         <w:tcBorders>
-          <w:top w:val="none"/>
-          <w:left w:val="none"/>
-          <w:bottom w:val="none"/>
+          <w:top w:val="none" w:color="000000" w:sz="4" w:space="0"/>
+          <w:left w:val="none" w:color="000000" w:sz="4" w:space="0"/>
+          <w:bottom w:val="none" w:color="000000" w:sz="4" w:space="0"/>
           <w:right w:val="single" w:color="000000" w:themeColor="accent3" w:themeTint="98" w:sz="4" w:space="0"/>
         </w:tcBorders>
       </w:tcPr>
@@ -28016,10 +28115,10 @@
       <w:tcPr>
         <w:shd w:val="clear" w:color="ffffff" w:themeColor="light1" w:fill="ffffff" w:themeFill="light1"/>
         <w:tcBorders>
-          <w:top w:val="none"/>
-          <w:left w:val="none"/>
+          <w:top w:val="none" w:color="000000" w:sz="4" w:space="0"/>
+          <w:left w:val="none" w:color="000000" w:sz="4" w:space="0"/>
           <w:bottom w:val="single" w:color="000000" w:themeColor="accent3" w:themeTint="98" w:sz="4" w:space="0"/>
-          <w:right w:val="none"/>
+          <w:right w:val="none" w:color="000000" w:sz="4" w:space="0"/>
         </w:tcBorders>
       </w:tcPr>
     </w:tblStylePr>
@@ -28039,12 +28138,12 @@
         <w:tblBorders/>
       </w:tblPr>
       <w:tcPr>
-        <w:shd w:color="ffffff"/>
+        <w:shd w:val="clear" w:color="ffffff"/>
         <w:tcBorders>
-          <w:top w:val="none"/>
+          <w:top w:val="none" w:color="000000" w:sz="4" w:space="0"/>
           <w:left w:val="single" w:color="000000" w:themeColor="accent3" w:themeTint="98" w:sz="4" w:space="0"/>
-          <w:bottom w:val="none"/>
-          <w:right w:val="none"/>
+          <w:bottom w:val="none" w:color="000000" w:sz="4" w:space="0"/>
+          <w:right w:val="none" w:color="000000" w:sz="4" w:space="0"/>
         </w:tcBorders>
       </w:tcPr>
     </w:tblStylePr>
@@ -28067,9 +28166,9 @@
         <w:shd w:val="clear" w:color="ffffff" w:themeColor="light1" w:fill="ffffff" w:themeFill="light1"/>
         <w:tcBorders>
           <w:top w:val="single" w:color="000000" w:themeColor="accent3" w:themeTint="98" w:sz="4" w:space="0"/>
-          <w:left w:val="none"/>
-          <w:bottom w:val="none"/>
-          <w:right w:val="none"/>
+          <w:left w:val="none" w:color="000000" w:sz="4" w:space="0"/>
+          <w:bottom w:val="none" w:color="000000" w:sz="4" w:space="0"/>
+          <w:right w:val="none" w:color="000000" w:sz="4" w:space="0"/>
         </w:tcBorders>
       </w:tcPr>
     </w:tblStylePr>
@@ -28144,9 +28243,9 @@
       </w:tcPr>
     </w:tblStylePr>
   </w:style>
-  <w:style w:type="table" w:styleId="114">
+  <w:style w:type="table" w:styleId="819">
     <w:name w:val="List Table 7 Colorful - Accent 4"/>
-    <w:basedOn w:val="665"/>
+    <w:basedOn w:val="903"/>
     <w:uiPriority w:val="99"/>
     <w:pPr>
       <w:pBdr/>
@@ -28245,11 +28344,11 @@
         <w:tblBorders/>
       </w:tblPr>
       <w:tcPr>
-        <w:shd w:color="ffffff"/>
+        <w:shd w:val="clear" w:color="ffffff"/>
         <w:tcBorders>
-          <w:top w:val="none"/>
-          <w:left w:val="none"/>
-          <w:bottom w:val="none"/>
+          <w:top w:val="none" w:color="000000" w:sz="4" w:space="0"/>
+          <w:left w:val="none" w:color="000000" w:sz="4" w:space="0"/>
+          <w:bottom w:val="none" w:color="000000" w:sz="4" w:space="0"/>
           <w:right w:val="single" w:color="000000" w:themeColor="accent4" w:themeTint="9A" w:sz="4" w:space="0"/>
         </w:tcBorders>
       </w:tcPr>
@@ -28272,10 +28371,10 @@
       <w:tcPr>
         <w:shd w:val="clear" w:color="ffffff" w:themeColor="light1" w:fill="ffffff" w:themeFill="light1"/>
         <w:tcBorders>
-          <w:top w:val="none"/>
-          <w:left w:val="none"/>
+          <w:top w:val="none" w:color="000000" w:sz="4" w:space="0"/>
+          <w:left w:val="none" w:color="000000" w:sz="4" w:space="0"/>
           <w:bottom w:val="single" w:color="000000" w:themeColor="accent4" w:themeTint="9A" w:sz="4" w:space="0"/>
-          <w:right w:val="none"/>
+          <w:right w:val="none" w:color="000000" w:sz="4" w:space="0"/>
         </w:tcBorders>
       </w:tcPr>
     </w:tblStylePr>
@@ -28295,12 +28394,12 @@
         <w:tblBorders/>
       </w:tblPr>
       <w:tcPr>
-        <w:shd w:color="ffffff"/>
+        <w:shd w:val="clear" w:color="ffffff"/>
         <w:tcBorders>
-          <w:top w:val="none"/>
+          <w:top w:val="none" w:color="000000" w:sz="4" w:space="0"/>
           <w:left w:val="single" w:color="000000" w:themeColor="accent4" w:themeTint="9A" w:sz="4" w:space="0"/>
-          <w:bottom w:val="none"/>
-          <w:right w:val="none"/>
+          <w:bottom w:val="none" w:color="000000" w:sz="4" w:space="0"/>
+          <w:right w:val="none" w:color="000000" w:sz="4" w:space="0"/>
         </w:tcBorders>
       </w:tcPr>
     </w:tblStylePr>
@@ -28323,9 +28422,9 @@
         <w:shd w:val="clear" w:color="ffffff" w:themeColor="light1" w:fill="ffffff" w:themeFill="light1"/>
         <w:tcBorders>
           <w:top w:val="single" w:color="000000" w:themeColor="accent4" w:themeTint="9A" w:sz="4" w:space="0"/>
-          <w:left w:val="none"/>
-          <w:bottom w:val="none"/>
-          <w:right w:val="none"/>
+          <w:left w:val="none" w:color="000000" w:sz="4" w:space="0"/>
+          <w:bottom w:val="none" w:color="000000" w:sz="4" w:space="0"/>
+          <w:right w:val="none" w:color="000000" w:sz="4" w:space="0"/>
         </w:tcBorders>
       </w:tcPr>
     </w:tblStylePr>
@@ -28400,9 +28499,9 @@
       </w:tcPr>
     </w:tblStylePr>
   </w:style>
-  <w:style w:type="table" w:styleId="115">
+  <w:style w:type="table" w:styleId="820">
     <w:name w:val="List Table 7 Colorful - Accent 5"/>
-    <w:basedOn w:val="665"/>
+    <w:basedOn w:val="903"/>
     <w:uiPriority w:val="99"/>
     <w:pPr>
       <w:pBdr/>
@@ -28501,11 +28600,11 @@
         <w:tblBorders/>
       </w:tblPr>
       <w:tcPr>
-        <w:shd w:color="ffffff"/>
+        <w:shd w:val="clear" w:color="ffffff"/>
         <w:tcBorders>
-          <w:top w:val="none"/>
-          <w:left w:val="none"/>
-          <w:bottom w:val="none"/>
+          <w:top w:val="none" w:color="000000" w:sz="4" w:space="0"/>
+          <w:left w:val="none" w:color="000000" w:sz="4" w:space="0"/>
+          <w:bottom w:val="none" w:color="000000" w:sz="4" w:space="0"/>
           <w:right w:val="single" w:color="000000" w:themeColor="accent5" w:themeTint="9A" w:sz="4" w:space="0"/>
         </w:tcBorders>
       </w:tcPr>
@@ -28528,10 +28627,10 @@
       <w:tcPr>
         <w:shd w:val="clear" w:color="ffffff" w:themeColor="light1" w:fill="ffffff" w:themeFill="light1"/>
         <w:tcBorders>
-          <w:top w:val="none"/>
-          <w:left w:val="none"/>
+          <w:top w:val="none" w:color="000000" w:sz="4" w:space="0"/>
+          <w:left w:val="none" w:color="000000" w:sz="4" w:space="0"/>
           <w:bottom w:val="single" w:color="000000" w:themeColor="accent5" w:themeTint="9A" w:sz="4" w:space="0"/>
-          <w:right w:val="none"/>
+          <w:right w:val="none" w:color="000000" w:sz="4" w:space="0"/>
         </w:tcBorders>
       </w:tcPr>
     </w:tblStylePr>
@@ -28551,12 +28650,12 @@
         <w:tblBorders/>
       </w:tblPr>
       <w:tcPr>
-        <w:shd w:color="ffffff"/>
+        <w:shd w:val="clear" w:color="ffffff"/>
         <w:tcBorders>
-          <w:top w:val="none"/>
+          <w:top w:val="none" w:color="000000" w:sz="4" w:space="0"/>
           <w:left w:val="single" w:color="000000" w:themeColor="accent5" w:themeTint="9A" w:sz="4" w:space="0"/>
-          <w:bottom w:val="none"/>
-          <w:right w:val="none"/>
+          <w:bottom w:val="none" w:color="000000" w:sz="4" w:space="0"/>
+          <w:right w:val="none" w:color="000000" w:sz="4" w:space="0"/>
         </w:tcBorders>
       </w:tcPr>
     </w:tblStylePr>
@@ -28579,9 +28678,9 @@
         <w:shd w:val="clear" w:color="ffffff" w:themeColor="light1" w:fill="ffffff" w:themeFill="light1"/>
         <w:tcBorders>
           <w:top w:val="single" w:color="000000" w:themeColor="accent5" w:themeTint="9A" w:sz="4" w:space="0"/>
-          <w:left w:val="none"/>
-          <w:bottom w:val="none"/>
-          <w:right w:val="none"/>
+          <w:left w:val="none" w:color="000000" w:sz="4" w:space="0"/>
+          <w:bottom w:val="none" w:color="000000" w:sz="4" w:space="0"/>
+          <w:right w:val="none" w:color="000000" w:sz="4" w:space="0"/>
         </w:tcBorders>
       </w:tcPr>
     </w:tblStylePr>
@@ -28656,9 +28755,9 @@
       </w:tcPr>
     </w:tblStylePr>
   </w:style>
-  <w:style w:type="table" w:styleId="116">
+  <w:style w:type="table" w:styleId="821">
     <w:name w:val="List Table 7 Colorful - Accent 6"/>
-    <w:basedOn w:val="665"/>
+    <w:basedOn w:val="903"/>
     <w:uiPriority w:val="99"/>
     <w:pPr>
       <w:pBdr/>
@@ -28757,11 +28856,11 @@
         <w:tblBorders/>
       </w:tblPr>
       <w:tcPr>
-        <w:shd w:color="ffffff"/>
+        <w:shd w:val="clear" w:color="ffffff"/>
         <w:tcBorders>
-          <w:top w:val="none"/>
-          <w:left w:val="none"/>
-          <w:bottom w:val="none"/>
+          <w:top w:val="none" w:color="000000" w:sz="4" w:space="0"/>
+          <w:left w:val="none" w:color="000000" w:sz="4" w:space="0"/>
+          <w:bottom w:val="none" w:color="000000" w:sz="4" w:space="0"/>
           <w:right w:val="single" w:color="000000" w:themeColor="accent6" w:themeTint="98" w:sz="4" w:space="0"/>
         </w:tcBorders>
       </w:tcPr>
@@ -28784,10 +28883,10 @@
       <w:tcPr>
         <w:shd w:val="clear" w:color="ffffff" w:themeColor="light1" w:fill="ffffff" w:themeFill="light1"/>
         <w:tcBorders>
-          <w:top w:val="none"/>
-          <w:left w:val="none"/>
+          <w:top w:val="none" w:color="000000" w:sz="4" w:space="0"/>
+          <w:left w:val="none" w:color="000000" w:sz="4" w:space="0"/>
           <w:bottom w:val="single" w:color="000000" w:themeColor="accent6" w:themeTint="98" w:sz="4" w:space="0"/>
-          <w:right w:val="none"/>
+          <w:right w:val="none" w:color="000000" w:sz="4" w:space="0"/>
         </w:tcBorders>
       </w:tcPr>
     </w:tblStylePr>
@@ -28807,12 +28906,12 @@
         <w:tblBorders/>
       </w:tblPr>
       <w:tcPr>
-        <w:shd w:color="ffffff"/>
+        <w:shd w:val="clear" w:color="ffffff"/>
         <w:tcBorders>
-          <w:top w:val="none"/>
+          <w:top w:val="none" w:color="000000" w:sz="4" w:space="0"/>
           <w:left w:val="single" w:color="000000" w:themeColor="accent6" w:themeTint="98" w:sz="4" w:space="0"/>
-          <w:bottom w:val="none"/>
-          <w:right w:val="none"/>
+          <w:bottom w:val="none" w:color="000000" w:sz="4" w:space="0"/>
+          <w:right w:val="none" w:color="000000" w:sz="4" w:space="0"/>
         </w:tcBorders>
       </w:tcPr>
     </w:tblStylePr>
@@ -28835,9 +28934,9 @@
         <w:shd w:val="clear" w:color="ffffff" w:themeColor="light1" w:fill="ffffff" w:themeFill="light1"/>
         <w:tcBorders>
           <w:top w:val="single" w:color="000000" w:themeColor="accent6" w:themeTint="98" w:sz="4" w:space="0"/>
-          <w:left w:val="none"/>
-          <w:bottom w:val="none"/>
-          <w:right w:val="none"/>
+          <w:left w:val="none" w:color="000000" w:sz="4" w:space="0"/>
+          <w:bottom w:val="none" w:color="000000" w:sz="4" w:space="0"/>
+          <w:right w:val="none" w:color="000000" w:sz="4" w:space="0"/>
         </w:tcBorders>
       </w:tcPr>
     </w:tblStylePr>
@@ -28912,9 +29011,9 @@
       </w:tcPr>
     </w:tblStylePr>
   </w:style>
-  <w:style w:type="table" w:styleId="117">
+  <w:style w:type="table" w:styleId="822">
     <w:name w:val="Lined - Accent"/>
-    <w:basedOn w:val="665"/>
+    <w:basedOn w:val="903"/>
     <w:uiPriority w:val="99"/>
     <w:pPr>
       <w:pBdr/>
@@ -29149,9 +29248,9 @@
       </w:tcPr>
     </w:tblStylePr>
   </w:style>
-  <w:style w:type="table" w:styleId="118">
+  <w:style w:type="table" w:styleId="823">
     <w:name w:val="Lined - Accent 1"/>
-    <w:basedOn w:val="665"/>
+    <w:basedOn w:val="903"/>
     <w:uiPriority w:val="99"/>
     <w:pPr>
       <w:pBdr/>
@@ -29386,9 +29485,9 @@
       </w:tcPr>
     </w:tblStylePr>
   </w:style>
-  <w:style w:type="table" w:styleId="119">
+  <w:style w:type="table" w:styleId="824">
     <w:name w:val="Lined - Accent 2"/>
-    <w:basedOn w:val="665"/>
+    <w:basedOn w:val="903"/>
     <w:uiPriority w:val="99"/>
     <w:pPr>
       <w:pBdr/>
@@ -29623,9 +29722,9 @@
       </w:tcPr>
     </w:tblStylePr>
   </w:style>
-  <w:style w:type="table" w:styleId="120">
+  <w:style w:type="table" w:styleId="825">
     <w:name w:val="Lined - Accent 3"/>
-    <w:basedOn w:val="665"/>
+    <w:basedOn w:val="903"/>
     <w:uiPriority w:val="99"/>
     <w:pPr>
       <w:pBdr/>
@@ -29860,9 +29959,9 @@
       </w:tcPr>
     </w:tblStylePr>
   </w:style>
-  <w:style w:type="table" w:styleId="121">
+  <w:style w:type="table" w:styleId="826">
     <w:name w:val="Lined - Accent 4"/>
-    <w:basedOn w:val="665"/>
+    <w:basedOn w:val="903"/>
     <w:uiPriority w:val="99"/>
     <w:pPr>
       <w:pBdr/>
@@ -30097,9 +30196,9 @@
       </w:tcPr>
     </w:tblStylePr>
   </w:style>
-  <w:style w:type="table" w:styleId="122">
+  <w:style w:type="table" w:styleId="827">
     <w:name w:val="Lined - Accent 5"/>
-    <w:basedOn w:val="665"/>
+    <w:basedOn w:val="903"/>
     <w:uiPriority w:val="99"/>
     <w:pPr>
       <w:pBdr/>
@@ -30334,9 +30433,9 @@
       </w:tcPr>
     </w:tblStylePr>
   </w:style>
-  <w:style w:type="table" w:styleId="123">
+  <w:style w:type="table" w:styleId="828">
     <w:name w:val="Lined - Accent 6"/>
-    <w:basedOn w:val="665"/>
+    <w:basedOn w:val="903"/>
     <w:uiPriority w:val="99"/>
     <w:pPr>
       <w:pBdr/>
@@ -30571,9 +30670,9 @@
       </w:tcPr>
     </w:tblStylePr>
   </w:style>
-  <w:style w:type="table" w:styleId="124">
+  <w:style w:type="table" w:styleId="829">
     <w:name w:val="Bordered &amp; Lined - Accent"/>
-    <w:basedOn w:val="665"/>
+    <w:basedOn w:val="903"/>
     <w:uiPriority w:val="99"/>
     <w:pPr>
       <w:pBdr/>
@@ -30815,9 +30914,9 @@
       </w:tcPr>
     </w:tblStylePr>
   </w:style>
-  <w:style w:type="table" w:styleId="125">
+  <w:style w:type="table" w:styleId="830">
     <w:name w:val="Bordered &amp; Lined - Accent 1"/>
-    <w:basedOn w:val="665"/>
+    <w:basedOn w:val="903"/>
     <w:uiPriority w:val="99"/>
     <w:pPr>
       <w:pBdr/>
@@ -31059,9 +31158,9 @@
       </w:tcPr>
     </w:tblStylePr>
   </w:style>
-  <w:style w:type="table" w:styleId="126">
+  <w:style w:type="table" w:styleId="831">
     <w:name w:val="Bordered &amp; Lined - Accent 2"/>
-    <w:basedOn w:val="665"/>
+    <w:basedOn w:val="903"/>
     <w:uiPriority w:val="99"/>
     <w:pPr>
       <w:pBdr/>
@@ -31303,9 +31402,9 @@
       </w:tcPr>
     </w:tblStylePr>
   </w:style>
-  <w:style w:type="table" w:styleId="127">
+  <w:style w:type="table" w:styleId="832">
     <w:name w:val="Bordered &amp; Lined - Accent 3"/>
-    <w:basedOn w:val="665"/>
+    <w:basedOn w:val="903"/>
     <w:uiPriority w:val="99"/>
     <w:pPr>
       <w:pBdr/>
@@ -31547,9 +31646,9 @@
       </w:tcPr>
     </w:tblStylePr>
   </w:style>
-  <w:style w:type="table" w:styleId="128">
+  <w:style w:type="table" w:styleId="833">
     <w:name w:val="Bordered &amp; Lined - Accent 4"/>
-    <w:basedOn w:val="665"/>
+    <w:basedOn w:val="903"/>
     <w:uiPriority w:val="99"/>
     <w:pPr>
       <w:pBdr/>
@@ -31791,9 +31890,9 @@
       </w:tcPr>
     </w:tblStylePr>
   </w:style>
-  <w:style w:type="table" w:styleId="129">
+  <w:style w:type="table" w:styleId="834">
     <w:name w:val="Bordered &amp; Lined - Accent 5"/>
-    <w:basedOn w:val="665"/>
+    <w:basedOn w:val="903"/>
     <w:uiPriority w:val="99"/>
     <w:pPr>
       <w:pBdr/>
@@ -32035,9 +32134,9 @@
       </w:tcPr>
     </w:tblStylePr>
   </w:style>
-  <w:style w:type="table" w:styleId="130">
+  <w:style w:type="table" w:styleId="835">
     <w:name w:val="Bordered &amp; Lined - Accent 6"/>
-    <w:basedOn w:val="665"/>
+    <w:basedOn w:val="903"/>
     <w:uiPriority w:val="99"/>
     <w:pPr>
       <w:pBdr/>
@@ -32279,9 +32378,9 @@
       </w:tcPr>
     </w:tblStylePr>
   </w:style>
-  <w:style w:type="table" w:styleId="131">
+  <w:style w:type="table" w:styleId="836">
     <w:name w:val="Bordered"/>
-    <w:basedOn w:val="665"/>
+    <w:basedOn w:val="903"/>
     <w:uiPriority w:val="99"/>
     <w:pPr>
       <w:pBdr/>
@@ -32510,9 +32609,9 @@
       </w:tcPr>
     </w:tblStylePr>
   </w:style>
-  <w:style w:type="table" w:styleId="132">
+  <w:style w:type="table" w:styleId="837">
     <w:name w:val="Bordered - Accent 1"/>
-    <w:basedOn w:val="665"/>
+    <w:basedOn w:val="903"/>
     <w:uiPriority w:val="99"/>
     <w:pPr>
       <w:pBdr/>
@@ -32741,9 +32840,9 @@
       </w:tcPr>
     </w:tblStylePr>
   </w:style>
-  <w:style w:type="table" w:styleId="133">
+  <w:style w:type="table" w:styleId="838">
     <w:name w:val="Bordered - Accent 2"/>
-    <w:basedOn w:val="665"/>
+    <w:basedOn w:val="903"/>
     <w:uiPriority w:val="99"/>
     <w:pPr>
       <w:pBdr/>
@@ -32972,9 +33071,9 @@
       </w:tcPr>
     </w:tblStylePr>
   </w:style>
-  <w:style w:type="table" w:styleId="134">
+  <w:style w:type="table" w:styleId="839">
     <w:name w:val="Bordered - Accent 3"/>
-    <w:basedOn w:val="665"/>
+    <w:basedOn w:val="903"/>
     <w:uiPriority w:val="99"/>
     <w:pPr>
       <w:pBdr/>
@@ -33203,9 +33302,9 @@
       </w:tcPr>
     </w:tblStylePr>
   </w:style>
-  <w:style w:type="table" w:styleId="135">
+  <w:style w:type="table" w:styleId="840">
     <w:name w:val="Bordered - Accent 4"/>
-    <w:basedOn w:val="665"/>
+    <w:basedOn w:val="903"/>
     <w:uiPriority w:val="99"/>
     <w:pPr>
       <w:pBdr/>
@@ -33434,9 +33533,9 @@
       </w:tcPr>
     </w:tblStylePr>
   </w:style>
-  <w:style w:type="table" w:styleId="136">
+  <w:style w:type="table" w:styleId="841">
     <w:name w:val="Bordered - Accent 5"/>
-    <w:basedOn w:val="665"/>
+    <w:basedOn w:val="903"/>
     <w:uiPriority w:val="99"/>
     <w:pPr>
       <w:pBdr/>
@@ -33665,9 +33764,9 @@
       </w:tcPr>
     </w:tblStylePr>
   </w:style>
-  <w:style w:type="table" w:styleId="137">
+  <w:style w:type="table" w:styleId="842">
     <w:name w:val="Bordered - Accent 6"/>
-    <w:basedOn w:val="665"/>
+    <w:basedOn w:val="903"/>
     <w:uiPriority w:val="99"/>
     <w:pPr>
       <w:pBdr/>
@@ -33896,11 +33995,11 @@
       </w:tcPr>
     </w:tblStylePr>
   </w:style>
-  <w:style w:type="paragraph" w:styleId="139">
+  <w:style w:type="paragraph" w:styleId="843">
     <w:name w:val="Heading 1"/>
-    <w:basedOn w:val="664"/>
-    <w:next w:val="664"/>
-    <w:link w:val="150"/>
+    <w:basedOn w:val="902"/>
+    <w:next w:val="902"/>
+    <w:link w:val="853"/>
     <w:uiPriority w:val="9"/>
     <w:qFormat/>
     <w:pPr>
@@ -33915,11 +34014,11 @@
       <w:lang w:val="ru-RU"/>
     </w:rPr>
   </w:style>
-  <w:style w:type="paragraph" w:styleId="140">
+  <w:style w:type="paragraph" w:styleId="844">
     <w:name w:val="Heading 2"/>
-    <w:basedOn w:val="664"/>
-    <w:next w:val="664"/>
-    <w:link w:val="151"/>
+    <w:basedOn w:val="902"/>
+    <w:next w:val="902"/>
+    <w:link w:val="854"/>
     <w:uiPriority w:val="9"/>
     <w:unhideWhenUsed/>
     <w:qFormat/>
@@ -33938,11 +34037,11 @@
       <w:szCs w:val="32"/>
     </w:rPr>
   </w:style>
-  <w:style w:type="paragraph" w:styleId="141">
+  <w:style w:type="paragraph" w:styleId="845">
     <w:name w:val="Heading 3"/>
-    <w:basedOn w:val="664"/>
-    <w:next w:val="664"/>
-    <w:link w:val="152"/>
+    <w:basedOn w:val="902"/>
+    <w:next w:val="902"/>
+    <w:link w:val="855"/>
     <w:uiPriority w:val="9"/>
     <w:unhideWhenUsed/>
     <w:qFormat/>
@@ -33961,11 +34060,11 @@
       <w:szCs w:val="28"/>
     </w:rPr>
   </w:style>
-  <w:style w:type="paragraph" w:styleId="142">
+  <w:style w:type="paragraph" w:styleId="846">
     <w:name w:val="Heading 4"/>
-    <w:basedOn w:val="664"/>
-    <w:next w:val="664"/>
-    <w:link w:val="153"/>
+    <w:basedOn w:val="902"/>
+    <w:next w:val="902"/>
+    <w:link w:val="856"/>
     <w:uiPriority w:val="9"/>
     <w:unhideWhenUsed/>
     <w:qFormat/>
@@ -33984,11 +34083,11 @@
       <w:color w:val="0f4761" w:themeColor="accent1" w:themeShade="BF"/>
     </w:rPr>
   </w:style>
-  <w:style w:type="paragraph" w:styleId="143">
+  <w:style w:type="paragraph" w:styleId="847">
     <w:name w:val="Heading 5"/>
-    <w:basedOn w:val="664"/>
-    <w:next w:val="664"/>
-    <w:link w:val="154"/>
+    <w:basedOn w:val="902"/>
+    <w:next w:val="902"/>
+    <w:link w:val="857"/>
     <w:uiPriority w:val="9"/>
     <w:unhideWhenUsed/>
     <w:qFormat/>
@@ -34005,11 +34104,11 @@
       <w:color w:val="0f4761" w:themeColor="accent1" w:themeShade="BF"/>
     </w:rPr>
   </w:style>
-  <w:style w:type="paragraph" w:styleId="144">
+  <w:style w:type="paragraph" w:styleId="848">
     <w:name w:val="Heading 6"/>
-    <w:basedOn w:val="664"/>
-    <w:next w:val="664"/>
-    <w:link w:val="155"/>
+    <w:basedOn w:val="902"/>
+    <w:next w:val="902"/>
+    <w:link w:val="858"/>
     <w:uiPriority w:val="9"/>
     <w:unhideWhenUsed/>
     <w:qFormat/>
@@ -34028,11 +34127,11 @@
       <w:color w:val="595959" w:themeColor="text1" w:themeTint="A6"/>
     </w:rPr>
   </w:style>
-  <w:style w:type="paragraph" w:styleId="145">
+  <w:style w:type="paragraph" w:styleId="849">
     <w:name w:val="Heading 7"/>
-    <w:basedOn w:val="664"/>
-    <w:next w:val="664"/>
-    <w:link w:val="156"/>
+    <w:basedOn w:val="902"/>
+    <w:next w:val="902"/>
+    <w:link w:val="859"/>
     <w:uiPriority w:val="9"/>
     <w:unhideWhenUsed/>
     <w:qFormat/>
@@ -34049,11 +34148,11 @@
       <w:color w:val="595959" w:themeColor="text1" w:themeTint="A6"/>
     </w:rPr>
   </w:style>
-  <w:style w:type="paragraph" w:styleId="146">
+  <w:style w:type="paragraph" w:styleId="850">
     <w:name w:val="Heading 8"/>
-    <w:basedOn w:val="664"/>
-    <w:next w:val="664"/>
-    <w:link w:val="157"/>
+    <w:basedOn w:val="902"/>
+    <w:next w:val="902"/>
+    <w:link w:val="860"/>
     <w:uiPriority w:val="9"/>
     <w:unhideWhenUsed/>
     <w:qFormat/>
@@ -34072,11 +34171,11 @@
       <w:color w:val="272727" w:themeColor="text1" w:themeTint="D8"/>
     </w:rPr>
   </w:style>
-  <w:style w:type="paragraph" w:styleId="147">
+  <w:style w:type="paragraph" w:styleId="851">
     <w:name w:val="Heading 9"/>
-    <w:basedOn w:val="664"/>
-    <w:next w:val="664"/>
-    <w:link w:val="158"/>
+    <w:basedOn w:val="902"/>
+    <w:next w:val="902"/>
+    <w:link w:val="861"/>
     <w:uiPriority w:val="9"/>
     <w:unhideWhenUsed/>
     <w:qFormat/>
@@ -34095,7 +34194,7 @@
       <w:color w:val="272727" w:themeColor="text1" w:themeTint="D8"/>
     </w:rPr>
   </w:style>
-  <w:style w:type="character" w:styleId="148" w:default="1">
+  <w:style w:type="character" w:styleId="852" w:default="1">
     <w:name w:val="Default Paragraph Font"/>
     <w:uiPriority w:val="1"/>
     <w:semiHidden/>
@@ -34106,9 +34205,9 @@
       <w:ind/>
     </w:pPr>
   </w:style>
-  <w:style w:type="character" w:styleId="150">
+  <w:style w:type="character" w:styleId="853">
     <w:name w:val="Heading 1 Char"/>
-    <w:link w:val="139"/>
+    <w:link w:val="843"/>
     <w:uiPriority w:val="9"/>
     <w:pPr>
       <w:pBdr/>
@@ -34121,10 +34220,10 @@
       <w:lang w:val="ru-RU"/>
     </w:rPr>
   </w:style>
-  <w:style w:type="character" w:styleId="151">
+  <w:style w:type="character" w:styleId="854">
     <w:name w:val="Heading 2 Char"/>
-    <w:basedOn w:val="148"/>
-    <w:link w:val="140"/>
+    <w:basedOn w:val="852"/>
+    <w:link w:val="844"/>
     <w:uiPriority w:val="9"/>
     <w:pPr>
       <w:pBdr/>
@@ -34138,10 +34237,10 @@
       <w:szCs w:val="32"/>
     </w:rPr>
   </w:style>
-  <w:style w:type="character" w:styleId="152">
+  <w:style w:type="character" w:styleId="855">
     <w:name w:val="Heading 3 Char"/>
-    <w:basedOn w:val="148"/>
-    <w:link w:val="141"/>
+    <w:basedOn w:val="852"/>
+    <w:link w:val="845"/>
     <w:uiPriority w:val="9"/>
     <w:pPr>
       <w:pBdr/>
@@ -34155,10 +34254,10 @@
       <w:szCs w:val="28"/>
     </w:rPr>
   </w:style>
-  <w:style w:type="character" w:styleId="153">
+  <w:style w:type="character" w:styleId="856">
     <w:name w:val="Heading 4 Char"/>
-    <w:basedOn w:val="148"/>
-    <w:link w:val="142"/>
+    <w:basedOn w:val="852"/>
+    <w:link w:val="846"/>
     <w:uiPriority w:val="9"/>
     <w:pPr>
       <w:pBdr/>
@@ -34172,10 +34271,10 @@
       <w:color w:val="0f4761" w:themeColor="accent1" w:themeShade="BF"/>
     </w:rPr>
   </w:style>
-  <w:style w:type="character" w:styleId="154">
+  <w:style w:type="character" w:styleId="857">
     <w:name w:val="Heading 5 Char"/>
-    <w:basedOn w:val="148"/>
-    <w:link w:val="143"/>
+    <w:basedOn w:val="852"/>
+    <w:link w:val="847"/>
     <w:uiPriority w:val="9"/>
     <w:pPr>
       <w:pBdr/>
@@ -34187,10 +34286,10 @@
       <w:color w:val="0f4761" w:themeColor="accent1" w:themeShade="BF"/>
     </w:rPr>
   </w:style>
-  <w:style w:type="character" w:styleId="155">
+  <w:style w:type="character" w:styleId="858">
     <w:name w:val="Heading 6 Char"/>
-    <w:basedOn w:val="148"/>
-    <w:link w:val="144"/>
+    <w:basedOn w:val="852"/>
+    <w:link w:val="848"/>
     <w:uiPriority w:val="9"/>
     <w:pPr>
       <w:pBdr/>
@@ -34204,10 +34303,10 @@
       <w:color w:val="595959" w:themeColor="text1" w:themeTint="A6"/>
     </w:rPr>
   </w:style>
-  <w:style w:type="character" w:styleId="156">
+  <w:style w:type="character" w:styleId="859">
     <w:name w:val="Heading 7 Char"/>
-    <w:basedOn w:val="148"/>
-    <w:link w:val="145"/>
+    <w:basedOn w:val="852"/>
+    <w:link w:val="849"/>
     <w:uiPriority w:val="9"/>
     <w:pPr>
       <w:pBdr/>
@@ -34219,10 +34318,10 @@
       <w:color w:val="595959" w:themeColor="text1" w:themeTint="A6"/>
     </w:rPr>
   </w:style>
-  <w:style w:type="character" w:styleId="157">
+  <w:style w:type="character" w:styleId="860">
     <w:name w:val="Heading 8 Char"/>
-    <w:basedOn w:val="148"/>
-    <w:link w:val="146"/>
+    <w:basedOn w:val="852"/>
+    <w:link w:val="850"/>
     <w:uiPriority w:val="9"/>
     <w:pPr>
       <w:pBdr/>
@@ -34236,10 +34335,10 @@
       <w:color w:val="272727" w:themeColor="text1" w:themeTint="D8"/>
     </w:rPr>
   </w:style>
-  <w:style w:type="character" w:styleId="158">
+  <w:style w:type="character" w:styleId="861">
     <w:name w:val="Heading 9 Char"/>
-    <w:basedOn w:val="148"/>
-    <w:link w:val="147"/>
+    <w:basedOn w:val="852"/>
+    <w:link w:val="851"/>
     <w:uiPriority w:val="9"/>
     <w:pPr>
       <w:pBdr/>
@@ -34253,11 +34352,11 @@
       <w:color w:val="272727" w:themeColor="text1" w:themeTint="D8"/>
     </w:rPr>
   </w:style>
-  <w:style w:type="paragraph" w:styleId="159">
+  <w:style w:type="paragraph" w:styleId="862">
     <w:name w:val="Title"/>
-    <w:basedOn w:val="664"/>
-    <w:next w:val="664"/>
-    <w:link w:val="160"/>
+    <w:basedOn w:val="902"/>
+    <w:next w:val="902"/>
+    <w:link w:val="863"/>
     <w:uiPriority w:val="10"/>
     <w:qFormat/>
     <w:pPr>
@@ -34273,10 +34372,10 @@
       <w:szCs w:val="56"/>
     </w:rPr>
   </w:style>
-  <w:style w:type="character" w:styleId="160">
+  <w:style w:type="character" w:styleId="863">
     <w:name w:val="Title Char"/>
-    <w:basedOn w:val="148"/>
-    <w:link w:val="159"/>
+    <w:basedOn w:val="852"/>
+    <w:link w:val="862"/>
     <w:uiPriority w:val="10"/>
     <w:pPr>
       <w:pBdr/>
@@ -34290,11 +34389,11 @@
       <w:szCs w:val="56"/>
     </w:rPr>
   </w:style>
-  <w:style w:type="paragraph" w:styleId="161">
+  <w:style w:type="paragraph" w:styleId="864">
     <w:name w:val="Subtitle"/>
-    <w:basedOn w:val="664"/>
-    <w:next w:val="664"/>
-    <w:link w:val="162"/>
+    <w:basedOn w:val="902"/>
+    <w:next w:val="902"/>
+    <w:link w:val="865"/>
     <w:uiPriority w:val="11"/>
     <w:qFormat/>
     <w:pPr>
@@ -34312,10 +34411,10 @@
       <w:szCs w:val="28"/>
     </w:rPr>
   </w:style>
-  <w:style w:type="character" w:styleId="162">
+  <w:style w:type="character" w:styleId="865">
     <w:name w:val="Subtitle Char"/>
-    <w:basedOn w:val="148"/>
-    <w:link w:val="161"/>
+    <w:basedOn w:val="852"/>
+    <w:link w:val="864"/>
     <w:uiPriority w:val="11"/>
     <w:pPr>
       <w:pBdr/>
@@ -34329,11 +34428,11 @@
       <w:szCs w:val="28"/>
     </w:rPr>
   </w:style>
-  <w:style w:type="paragraph" w:styleId="163">
+  <w:style w:type="paragraph" w:styleId="866">
     <w:name w:val="Quote"/>
-    <w:basedOn w:val="664"/>
-    <w:next w:val="664"/>
-    <w:link w:val="164"/>
+    <w:basedOn w:val="902"/>
+    <w:next w:val="902"/>
+    <w:link w:val="867"/>
     <w:uiPriority w:val="29"/>
     <w:qFormat/>
     <w:pPr>
@@ -34348,10 +34447,10 @@
       <w:color w:val="404040" w:themeColor="text1" w:themeTint="BF"/>
     </w:rPr>
   </w:style>
-  <w:style w:type="character" w:styleId="164">
+  <w:style w:type="character" w:styleId="867">
     <w:name w:val="Quote Char"/>
-    <w:basedOn w:val="148"/>
-    <w:link w:val="163"/>
+    <w:basedOn w:val="852"/>
+    <w:link w:val="866"/>
     <w:uiPriority w:val="29"/>
     <w:pPr>
       <w:pBdr/>
@@ -34364,9 +34463,9 @@
       <w:color w:val="404040" w:themeColor="text1" w:themeTint="BF"/>
     </w:rPr>
   </w:style>
-  <w:style w:type="character" w:styleId="166">
+  <w:style w:type="character" w:styleId="868">
     <w:name w:val="Intense Emphasis"/>
-    <w:basedOn w:val="148"/>
+    <w:basedOn w:val="852"/>
     <w:uiPriority w:val="21"/>
     <w:qFormat/>
     <w:pPr>
@@ -34380,11 +34479,11 @@
       <w:color w:val="0f4761" w:themeColor="accent1" w:themeShade="BF"/>
     </w:rPr>
   </w:style>
-  <w:style w:type="paragraph" w:styleId="167">
+  <w:style w:type="paragraph" w:styleId="869">
     <w:name w:val="Intense Quote"/>
-    <w:basedOn w:val="664"/>
-    <w:next w:val="664"/>
-    <w:link w:val="168"/>
+    <w:basedOn w:val="902"/>
+    <w:next w:val="902"/>
+    <w:link w:val="870"/>
     <w:uiPriority w:val="30"/>
     <w:qFormat/>
     <w:pPr>
@@ -34402,10 +34501,10 @@
       <w:color w:val="0f4761" w:themeColor="accent1" w:themeShade="BF"/>
     </w:rPr>
   </w:style>
-  <w:style w:type="character" w:styleId="168">
+  <w:style w:type="character" w:styleId="870">
     <w:name w:val="Intense Quote Char"/>
-    <w:basedOn w:val="148"/>
-    <w:link w:val="167"/>
+    <w:basedOn w:val="852"/>
+    <w:link w:val="869"/>
     <w:uiPriority w:val="30"/>
     <w:pPr>
       <w:pBdr/>
@@ -34418,9 +34517,9 @@
       <w:color w:val="0f4761" w:themeColor="accent1" w:themeShade="BF"/>
     </w:rPr>
   </w:style>
-  <w:style w:type="character" w:styleId="169">
+  <w:style w:type="character" w:styleId="871">
     <w:name w:val="Intense Reference"/>
-    <w:basedOn w:val="148"/>
+    <w:basedOn w:val="852"/>
     <w:uiPriority w:val="32"/>
     <w:qFormat/>
     <w:pPr>
@@ -34436,9 +34535,9 @@
       <w:spacing w:val="5"/>
     </w:rPr>
   </w:style>
-  <w:style w:type="character" w:styleId="171">
+  <w:style w:type="character" w:styleId="872">
     <w:name w:val="Subtle Emphasis"/>
-    <w:basedOn w:val="148"/>
+    <w:basedOn w:val="852"/>
     <w:uiPriority w:val="19"/>
     <w:qFormat/>
     <w:pPr>
@@ -34452,9 +34551,9 @@
       <w:color w:val="404040" w:themeColor="text1" w:themeTint="BF"/>
     </w:rPr>
   </w:style>
-  <w:style w:type="character" w:styleId="172">
+  <w:style w:type="character" w:styleId="873">
     <w:name w:val="Emphasis"/>
-    <w:basedOn w:val="148"/>
+    <w:basedOn w:val="852"/>
     <w:uiPriority w:val="20"/>
     <w:qFormat/>
     <w:pPr>
@@ -34467,9 +34566,9 @@
       <w:iCs/>
     </w:rPr>
   </w:style>
-  <w:style w:type="character" w:styleId="173">
+  <w:style w:type="character" w:styleId="874">
     <w:name w:val="Strong"/>
-    <w:basedOn w:val="148"/>
+    <w:basedOn w:val="852"/>
     <w:uiPriority w:val="22"/>
     <w:qFormat/>
     <w:pPr>
@@ -34482,9 +34581,9 @@
       <w:bCs/>
     </w:rPr>
   </w:style>
-  <w:style w:type="character" w:styleId="174">
+  <w:style w:type="character" w:styleId="875">
     <w:name w:val="Subtle Reference"/>
-    <w:basedOn w:val="148"/>
+    <w:basedOn w:val="852"/>
     <w:uiPriority w:val="31"/>
     <w:qFormat/>
     <w:pPr>
@@ -34497,9 +34596,9 @@
       <w:color w:val="5a5a5a" w:themeColor="text1" w:themeTint="A5"/>
     </w:rPr>
   </w:style>
-  <w:style w:type="character" w:styleId="175">
+  <w:style w:type="character" w:styleId="876">
     <w:name w:val="Book Title"/>
-    <w:basedOn w:val="148"/>
+    <w:basedOn w:val="852"/>
     <w:uiPriority w:val="33"/>
     <w:qFormat/>
     <w:pPr>
@@ -34515,10 +34614,10 @@
       <w:spacing w:val="5"/>
     </w:rPr>
   </w:style>
-  <w:style w:type="paragraph" w:styleId="176">
+  <w:style w:type="paragraph" w:styleId="877">
     <w:name w:val="Header"/>
-    <w:basedOn w:val="664"/>
-    <w:link w:val="177"/>
+    <w:basedOn w:val="902"/>
+    <w:link w:val="878"/>
     <w:uiPriority w:val="99"/>
     <w:unhideWhenUsed/>
     <w:pPr>
@@ -34531,10 +34630,10 @@
       <w:ind/>
     </w:pPr>
   </w:style>
-  <w:style w:type="character" w:styleId="177">
+  <w:style w:type="character" w:styleId="878">
     <w:name w:val="Header Char"/>
-    <w:basedOn w:val="148"/>
-    <w:link w:val="176"/>
+    <w:basedOn w:val="852"/>
+    <w:link w:val="877"/>
     <w:uiPriority w:val="99"/>
     <w:pPr>
       <w:pBdr/>
@@ -34542,10 +34641,10 @@
       <w:ind/>
     </w:pPr>
   </w:style>
-  <w:style w:type="paragraph" w:styleId="178">
+  <w:style w:type="paragraph" w:styleId="879">
     <w:name w:val="Footer"/>
-    <w:basedOn w:val="664"/>
-    <w:link w:val="179"/>
+    <w:basedOn w:val="902"/>
+    <w:link w:val="880"/>
     <w:uiPriority w:val="99"/>
     <w:unhideWhenUsed/>
     <w:pPr>
@@ -34558,10 +34657,10 @@
       <w:ind/>
     </w:pPr>
   </w:style>
-  <w:style w:type="character" w:styleId="179">
+  <w:style w:type="character" w:styleId="880">
     <w:name w:val="Footer Char"/>
-    <w:basedOn w:val="148"/>
-    <w:link w:val="178"/>
+    <w:basedOn w:val="852"/>
+    <w:link w:val="879"/>
     <w:uiPriority w:val="99"/>
     <w:pPr>
       <w:pBdr/>
@@ -34569,10 +34668,10 @@
       <w:ind/>
     </w:pPr>
   </w:style>
-  <w:style w:type="paragraph" w:styleId="180">
+  <w:style w:type="paragraph" w:styleId="881">
     <w:name w:val="Caption"/>
-    <w:basedOn w:val="664"/>
-    <w:next w:val="664"/>
+    <w:basedOn w:val="902"/>
+    <w:next w:val="902"/>
     <w:uiPriority w:val="35"/>
     <w:unhideWhenUsed/>
     <w:qFormat/>
@@ -34589,10 +34688,10 @@
       <w:szCs w:val="18"/>
     </w:rPr>
   </w:style>
-  <w:style w:type="paragraph" w:styleId="181">
+  <w:style w:type="paragraph" w:styleId="882">
     <w:name w:val="footnote text"/>
-    <w:basedOn w:val="664"/>
-    <w:link w:val="182"/>
+    <w:basedOn w:val="902"/>
+    <w:link w:val="883"/>
     <w:uiPriority w:val="99"/>
     <w:semiHidden/>
     <w:unhideWhenUsed/>
@@ -34606,10 +34705,10 @@
       <w:szCs w:val="20"/>
     </w:rPr>
   </w:style>
-  <w:style w:type="character" w:styleId="182">
+  <w:style w:type="character" w:styleId="883">
     <w:name w:val="Footnote Text Char"/>
-    <w:basedOn w:val="148"/>
-    <w:link w:val="181"/>
+    <w:basedOn w:val="852"/>
+    <w:link w:val="882"/>
     <w:uiPriority w:val="99"/>
     <w:semiHidden/>
     <w:pPr>
@@ -34622,9 +34721,9 @@
       <w:szCs w:val="20"/>
     </w:rPr>
   </w:style>
-  <w:style w:type="character" w:styleId="183">
+  <w:style w:type="character" w:styleId="884">
     <w:name w:val="footnote reference"/>
-    <w:basedOn w:val="148"/>
+    <w:basedOn w:val="852"/>
     <w:uiPriority w:val="99"/>
     <w:semiHidden/>
     <w:unhideWhenUsed/>
@@ -34637,10 +34736,10 @@
       <w:vertAlign w:val="superscript"/>
     </w:rPr>
   </w:style>
-  <w:style w:type="paragraph" w:styleId="184">
+  <w:style w:type="paragraph" w:styleId="885">
     <w:name w:val="endnote text"/>
-    <w:basedOn w:val="664"/>
-    <w:link w:val="185"/>
+    <w:basedOn w:val="902"/>
+    <w:link w:val="886"/>
     <w:uiPriority w:val="99"/>
     <w:semiHidden/>
     <w:unhideWhenUsed/>
@@ -34654,10 +34753,10 @@
       <w:szCs w:val="20"/>
     </w:rPr>
   </w:style>
-  <w:style w:type="character" w:styleId="185">
+  <w:style w:type="character" w:styleId="886">
     <w:name w:val="Endnote Text Char"/>
-    <w:basedOn w:val="148"/>
-    <w:link w:val="184"/>
+    <w:basedOn w:val="852"/>
+    <w:link w:val="885"/>
     <w:uiPriority w:val="99"/>
     <w:semiHidden/>
     <w:pPr>
@@ -34670,9 +34769,9 @@
       <w:szCs w:val="20"/>
     </w:rPr>
   </w:style>
-  <w:style w:type="character" w:styleId="186">
+  <w:style w:type="character" w:styleId="887">
     <w:name w:val="endnote reference"/>
-    <w:basedOn w:val="148"/>
+    <w:basedOn w:val="852"/>
     <w:uiPriority w:val="99"/>
     <w:semiHidden/>
     <w:unhideWhenUsed/>
@@ -34685,9 +34784,9 @@
       <w:vertAlign w:val="superscript"/>
     </w:rPr>
   </w:style>
-  <w:style w:type="character" w:styleId="187">
+  <w:style w:type="character" w:styleId="888">
     <w:name w:val="Hyperlink"/>
-    <w:basedOn w:val="148"/>
+    <w:basedOn w:val="852"/>
     <w:uiPriority w:val="99"/>
     <w:unhideWhenUsed/>
     <w:pPr>
@@ -34700,9 +34799,9 @@
       <w:u w:val="single"/>
     </w:rPr>
   </w:style>
-  <w:style w:type="character" w:styleId="188">
+  <w:style w:type="character" w:styleId="889">
     <w:name w:val="FollowedHyperlink"/>
-    <w:basedOn w:val="148"/>
+    <w:basedOn w:val="852"/>
     <w:uiPriority w:val="99"/>
     <w:semiHidden/>
     <w:unhideWhenUsed/>
@@ -34716,10 +34815,10 @@
       <w:u w:val="single"/>
     </w:rPr>
   </w:style>
-  <w:style w:type="paragraph" w:styleId="189">
+  <w:style w:type="paragraph" w:styleId="890">
     <w:name w:val="toc 1"/>
-    <w:basedOn w:val="664"/>
-    <w:next w:val="664"/>
+    <w:basedOn w:val="902"/>
+    <w:next w:val="902"/>
     <w:uiPriority w:val="39"/>
     <w:unhideWhenUsed/>
     <w:pPr>
@@ -34728,10 +34827,10 @@
       <w:ind/>
     </w:pPr>
   </w:style>
-  <w:style w:type="paragraph" w:styleId="190">
+  <w:style w:type="paragraph" w:styleId="891">
     <w:name w:val="toc 2"/>
-    <w:basedOn w:val="664"/>
-    <w:next w:val="664"/>
+    <w:basedOn w:val="902"/>
+    <w:next w:val="902"/>
     <w:uiPriority w:val="39"/>
     <w:unhideWhenUsed/>
     <w:pPr>
@@ -34740,10 +34839,10 @@
       <w:ind w:left="220"/>
     </w:pPr>
   </w:style>
-  <w:style w:type="paragraph" w:styleId="191">
+  <w:style w:type="paragraph" w:styleId="892">
     <w:name w:val="toc 3"/>
-    <w:basedOn w:val="664"/>
-    <w:next w:val="664"/>
+    <w:basedOn w:val="902"/>
+    <w:next w:val="902"/>
     <w:uiPriority w:val="39"/>
     <w:unhideWhenUsed/>
     <w:pPr>
@@ -34752,10 +34851,10 @@
       <w:ind w:left="440"/>
     </w:pPr>
   </w:style>
-  <w:style w:type="paragraph" w:styleId="192">
+  <w:style w:type="paragraph" w:styleId="893">
     <w:name w:val="toc 4"/>
-    <w:basedOn w:val="664"/>
-    <w:next w:val="664"/>
+    <w:basedOn w:val="902"/>
+    <w:next w:val="902"/>
     <w:uiPriority w:val="39"/>
     <w:unhideWhenUsed/>
     <w:pPr>
@@ -34764,10 +34863,10 @@
       <w:ind w:left="660"/>
     </w:pPr>
   </w:style>
-  <w:style w:type="paragraph" w:styleId="193">
+  <w:style w:type="paragraph" w:styleId="894">
     <w:name w:val="toc 5"/>
-    <w:basedOn w:val="664"/>
-    <w:next w:val="664"/>
+    <w:basedOn w:val="902"/>
+    <w:next w:val="902"/>
     <w:uiPriority w:val="39"/>
     <w:unhideWhenUsed/>
     <w:pPr>
@@ -34776,10 +34875,10 @@
       <w:ind w:left="880"/>
     </w:pPr>
   </w:style>
-  <w:style w:type="paragraph" w:styleId="194">
+  <w:style w:type="paragraph" w:styleId="895">
     <w:name w:val="toc 6"/>
-    <w:basedOn w:val="664"/>
-    <w:next w:val="664"/>
+    <w:basedOn w:val="902"/>
+    <w:next w:val="902"/>
     <w:uiPriority w:val="39"/>
     <w:unhideWhenUsed/>
     <w:pPr>
@@ -34788,10 +34887,10 @@
       <w:ind w:left="1100"/>
     </w:pPr>
   </w:style>
-  <w:style w:type="paragraph" w:styleId="195">
+  <w:style w:type="paragraph" w:styleId="896">
     <w:name w:val="toc 7"/>
-    <w:basedOn w:val="664"/>
-    <w:next w:val="664"/>
+    <w:basedOn w:val="902"/>
+    <w:next w:val="902"/>
     <w:uiPriority w:val="39"/>
     <w:unhideWhenUsed/>
     <w:pPr>
@@ -34800,10 +34899,10 @@
       <w:ind w:left="1320"/>
     </w:pPr>
   </w:style>
-  <w:style w:type="paragraph" w:styleId="196">
+  <w:style w:type="paragraph" w:styleId="897">
     <w:name w:val="toc 8"/>
-    <w:basedOn w:val="664"/>
-    <w:next w:val="664"/>
+    <w:basedOn w:val="902"/>
+    <w:next w:val="902"/>
     <w:uiPriority w:val="39"/>
     <w:unhideWhenUsed/>
     <w:pPr>
@@ -34812,10 +34911,10 @@
       <w:ind w:left="1540"/>
     </w:pPr>
   </w:style>
-  <w:style w:type="paragraph" w:styleId="197">
+  <w:style w:type="paragraph" w:styleId="898">
     <w:name w:val="toc 9"/>
-    <w:basedOn w:val="664"/>
-    <w:next w:val="664"/>
+    <w:basedOn w:val="902"/>
+    <w:next w:val="902"/>
     <w:uiPriority w:val="39"/>
     <w:unhideWhenUsed/>
     <w:pPr>
@@ -34824,9 +34923,9 @@
       <w:ind w:left="1760"/>
     </w:pPr>
   </w:style>
-  <w:style w:type="character" w:styleId="198">
+  <w:style w:type="character" w:styleId="899">
     <w:name w:val="Placeholder Text"/>
-    <w:basedOn w:val="148"/>
+    <w:basedOn w:val="852"/>
     <w:uiPriority w:val="99"/>
     <w:semiHidden/>
     <w:pPr>
@@ -34838,7 +34937,7 @@
       <w:color w:val="666666"/>
     </w:rPr>
   </w:style>
-  <w:style w:type="paragraph" w:styleId="208">
+  <w:style w:type="paragraph" w:styleId="900">
     <w:name w:val="TOC Heading"/>
     <w:uiPriority w:val="39"/>
     <w:unhideWhenUsed/>
@@ -34848,10 +34947,10 @@
       <w:ind/>
     </w:pPr>
   </w:style>
-  <w:style w:type="paragraph" w:styleId="209">
+  <w:style w:type="paragraph" w:styleId="901">
     <w:name w:val="table of figures"/>
-    <w:basedOn w:val="664"/>
-    <w:next w:val="664"/>
+    <w:basedOn w:val="902"/>
+    <w:next w:val="902"/>
     <w:uiPriority w:val="99"/>
     <w:unhideWhenUsed/>
     <w:pPr>
@@ -34860,7 +34959,7 @@
       <w:ind/>
     </w:pPr>
   </w:style>
-  <w:style w:type="paragraph" w:styleId="664" w:default="1">
+  <w:style w:type="paragraph" w:styleId="902" w:default="1">
     <w:name w:val="Normal"/>
     <w:qFormat/>
     <w:pPr>
@@ -34879,7 +34978,7 @@
       <w:lang w:val="ru-RU"/>
     </w:rPr>
   </w:style>
-  <w:style w:type="table" w:styleId="665" w:default="1">
+  <w:style w:type="table" w:styleId="903" w:default="1">
     <w:name w:val="Normal Table"/>
     <w:uiPriority w:val="99"/>
     <w:semiHidden/>
@@ -35072,7 +35171,7 @@
       </w:tcPr>
     </w:tblStylePr>
   </w:style>
-  <w:style w:type="numbering" w:styleId="666" w:default="1">
+  <w:style w:type="numbering" w:styleId="904" w:default="1">
     <w:name w:val="No List"/>
     <w:uiPriority w:val="99"/>
     <w:semiHidden/>
@@ -35083,9 +35182,9 @@
       <w:ind/>
     </w:pPr>
   </w:style>
-  <w:style w:type="paragraph" w:styleId="667">
+  <w:style w:type="paragraph" w:styleId="905">
     <w:name w:val="No Spacing"/>
-    <w:basedOn w:val="664"/>
+    <w:basedOn w:val="902"/>
     <w:uiPriority w:val="1"/>
     <w:qFormat/>
     <w:pPr>
@@ -35094,9 +35193,9 @@
       <w:ind/>
     </w:pPr>
   </w:style>
-  <w:style w:type="paragraph" w:styleId="668">
+  <w:style w:type="paragraph" w:styleId="906">
     <w:name w:val="List Paragraph"/>
-    <w:basedOn w:val="664"/>
+    <w:basedOn w:val="902"/>
     <w:uiPriority w:val="34"/>
     <w:qFormat/>
     <w:pPr>
@@ -35106,7 +35205,7 @@
       <w:contextualSpacing w:val="true"/>
     </w:pPr>
   </w:style>
-  <w:style w:type="paragraph" w:styleId="1_2122" w:customStyle="1">
+  <w:style w:type="paragraph" w:styleId="907" w:customStyle="1">
     <w:name w:val="Standard"/>
     <w:pPr>
       <w:keepNext w:val="false"/>
@@ -35121,7 +35220,7 @@
         <w:right w:val="none" w:color="000000" w:sz="4" w:space="0"/>
         <w:between w:val="none" w:color="000000" w:sz="4" w:space="0"/>
       </w:pBdr>
-      <w:shd w:val="nil" w:color="000000"/>
+      <w:shd w:val="nil"/>
       <w:bidi w:val="false"/>
       <w:spacing w:after="0" w:afterAutospacing="0" w:before="0" w:beforeAutospacing="0" w:line="360" w:lineRule="auto"/>
       <w:ind w:right="0" w:firstLine="709" w:left="0"/>
@@ -35152,9 +35251,9 @@
       <w14:ligatures w14:val="none"/>
     </w:rPr>
   </w:style>
-  <w:style w:type="paragraph" w:styleId="1_2123" w:customStyle="1">
+  <w:style w:type="paragraph" w:styleId="908" w:customStyle="1">
     <w:name w:val="Times14_РИО2"/>
-    <w:basedOn w:val="1_2122"/>
+    <w:basedOn w:val="907"/>
     <w:pPr>
       <w:keepNext w:val="false"/>
       <w:keepLines w:val="false"/>
@@ -35168,7 +35267,7 @@
         <w:right w:val="none" w:color="000000" w:sz="4" w:space="0"/>
         <w:between w:val="none" w:color="000000" w:sz="4" w:space="0"/>
       </w:pBdr>
-      <w:shd w:val="nil" w:color="000000"/>
+      <w:shd w:val="nil"/>
       <w:tabs>
         <w:tab w:val="left" w:leader="none" w:pos="709"/>
       </w:tabs>
